--- a/entregas/plano-contingencia-agua/cenarios/08-falha-do-tratamento-quimico/cenario-8-falha-do-tratamento-quimico-procedimento.docx
+++ b/entregas/plano-contingencia-agua/cenarios/08-falha-do-tratamento-quimico/cenario-8-falha-do-tratamento-quimico-procedimento.docx
@@ -1978,6 +1978,7 @@
     <w:p>
       <w:pPr>
         <w:keepNext/>
+        <w:pageBreakBefore/>
         <w:pBdr>
           <w:bottom w:val="single" w:sz="8" w:space="5" w:color="2F4162"/>
         </w:pBdr>
@@ -2769,6 +2770,7 @@
     <w:p>
       <w:pPr>
         <w:keepNext/>
+        <w:pageBreakBefore/>
         <w:pBdr>
           <w:bottom w:val="single" w:sz="8" w:space="5" w:color="2F4162"/>
         </w:pBdr>
@@ -4063,6 +4065,7 @@
     <w:p>
       <w:pPr>
         <w:keepNext/>
+        <w:pageBreakBefore/>
         <w:pBdr>
           <w:bottom w:val="single" w:sz="8" w:space="5" w:color="2F4162"/>
         </w:pBdr>
@@ -5036,53 +5039,48 @@
     </w:p>
     <w:p>
       <w:pPr>
-        <w:tabs>
-          <w:tab w:pos="260" w:val="left"/>
-        </w:tabs>
-        <w:spacing w:after="60" w:before="0" w:line="284" w:lineRule="exact"/>
-        <w:ind w:left="260" w:hanging="260"/>
+        <w:spacing w:after="130" w:before="0" w:line="284" w:lineRule="exact"/>
         <w:jc w:val="both"/>
       </w:pPr>
       <w:r>
         <w:rPr>
           <w:rFonts w:ascii="Arial" w:hAnsi="Arial" w:cs="Arial" w:eastAsia="Arial"/>
-          <w:b w:val="0"/>
-          <w:i w:val="0"/>
-          <w:color w:val="2F4162"/>
-          <w:sz w:val="20"/>
-        </w:rPr>
-        <w:t>1.</w:t>
-        <w:tab/>
-      </w:r>
-      <w:r>
-        <w:rPr>
-          <w:rFonts w:ascii="Arial" w:hAnsi="Arial" w:cs="Arial" w:eastAsia="Arial"/>
-          <w:b w:val="0"/>
-          <w:i w:val="0"/>
-          <w:color w:val="1F2A37"/>
-          <w:sz w:val="20"/>
-        </w:rPr>
-        <w:t xml:space="preserve">Escalar </w:t>
-      </w:r>
-      <w:r>
-        <w:rPr>
-          <w:rFonts w:ascii="Arial" w:hAnsi="Arial" w:cs="Arial" w:eastAsia="Arial"/>
-          <w:b/>
-          <w:i w:val="0"/>
-          <w:color w:val="1F2A37"/>
-          <w:sz w:val="20"/>
-        </w:rPr>
-        <w:t>nível 1 → 2 → 3</w:t>
-      </w:r>
-      <w:r>
-        <w:rPr>
-          <w:rFonts w:ascii="Arial" w:hAnsi="Arial" w:cs="Arial" w:eastAsia="Arial"/>
-          <w:b w:val="0"/>
-          <w:i w:val="0"/>
-          <w:color w:val="1F2A37"/>
-          <w:sz w:val="20"/>
-        </w:rPr>
-        <w:t>, na ordem da ficha.</w:t>
+          <w:b/>
+          <w:i w:val="0"/>
+          <w:color w:val="1F2A37"/>
+          <w:sz w:val="20"/>
+        </w:rPr>
+        <w:t>Comunicação:</w:t>
+      </w:r>
+      <w:r>
+        <w:rPr>
+          <w:rFonts w:ascii="Arial" w:hAnsi="Arial" w:cs="Arial" w:eastAsia="Arial"/>
+          <w:b w:val="0"/>
+          <w:i w:val="0"/>
+          <w:color w:val="1F2A37"/>
+          <w:sz w:val="20"/>
+        </w:rPr>
+        <w:t xml:space="preserve"> classifique o grau da ocorrência (G1, G2 ou G3) e siga o </w:t>
+      </w:r>
+      <w:r>
+        <w:rPr>
+          <w:rFonts w:ascii="Arial" w:hAnsi="Arial" w:cs="Arial" w:eastAsia="Arial"/>
+          <w:b/>
+          <w:i w:val="0"/>
+          <w:color w:val="1F2A37"/>
+          <w:sz w:val="20"/>
+        </w:rPr>
+        <w:t>Cenário T</w:t>
+      </w:r>
+      <w:r>
+        <w:rPr>
+          <w:rFonts w:ascii="Arial" w:hAnsi="Arial" w:cs="Arial" w:eastAsia="Arial"/>
+          <w:b w:val="0"/>
+          <w:i w:val="0"/>
+          <w:color w:val="1F2A37"/>
+          <w:sz w:val="20"/>
+        </w:rPr>
+        <w:t>: quem avisa quem, em que prazo e com que modelo.</w:t>
       </w:r>
     </w:p>
     <w:p>
@@ -5102,88 +5100,38 @@
           <w:color w:val="2F4162"/>
           <w:sz w:val="20"/>
         </w:rPr>
-        <w:t>2.</w:t>
+        <w:t>1.</w:t>
         <w:tab/>
       </w:r>
       <w:r>
         <w:rPr>
           <w:rFonts w:ascii="Arial" w:hAnsi="Arial" w:cs="Arial" w:eastAsia="Arial"/>
-          <w:b/>
-          <w:i w:val="0"/>
-          <w:color w:val="1F2A37"/>
-          <w:sz w:val="20"/>
-        </w:rPr>
-        <w:t>Acionar o fornecedor de tratamento (sempre)</w:t>
-      </w:r>
-      <w:r>
-        <w:rPr>
-          <w:rFonts w:ascii="Arial" w:hAnsi="Arial" w:cs="Arial" w:eastAsia="Arial"/>
-          <w:b w:val="0"/>
-          <w:i w:val="0"/>
-          <w:color w:val="1F2A37"/>
-          <w:sz w:val="20"/>
-        </w:rPr>
-        <w:t xml:space="preserve"> e pedir: </w:t>
-      </w:r>
-      <w:r>
-        <w:rPr>
-          <w:rFonts w:ascii="Arial" w:hAnsi="Arial" w:cs="Arial" w:eastAsia="Arial"/>
-          <w:b/>
-          <w:i w:val="0"/>
-          <w:color w:val="1F2A37"/>
-          <w:sz w:val="20"/>
-        </w:rPr>
-        <w:t>orientação imediata</w:t>
-      </w:r>
-      <w:r>
-        <w:rPr>
-          <w:rFonts w:ascii="Arial" w:hAnsi="Arial" w:cs="Arial" w:eastAsia="Arial"/>
-          <w:b w:val="0"/>
-          <w:i w:val="0"/>
-          <w:color w:val="1F2A37"/>
-          <w:sz w:val="20"/>
-        </w:rPr>
-        <w:t xml:space="preserve"> por telefone, </w:t>
-      </w:r>
-      <w:r>
-        <w:rPr>
-          <w:rFonts w:ascii="Arial" w:hAnsi="Arial" w:cs="Arial" w:eastAsia="Arial"/>
-          <w:b/>
-          <w:i w:val="0"/>
-          <w:color w:val="1F2A37"/>
-          <w:sz w:val="20"/>
-        </w:rPr>
-        <w:t>FISPQ</w:t>
-      </w:r>
-      <w:r>
-        <w:rPr>
-          <w:rFonts w:ascii="Arial" w:hAnsi="Arial" w:cs="Arial" w:eastAsia="Arial"/>
-          <w:b w:val="0"/>
-          <w:i w:val="0"/>
-          <w:color w:val="1F2A37"/>
-          <w:sz w:val="20"/>
-        </w:rPr>
-        <w:t xml:space="preserve"> de cada produto envolvido, </w:t>
-      </w:r>
-      <w:r>
-        <w:rPr>
-          <w:rFonts w:ascii="Arial" w:hAnsi="Arial" w:cs="Arial" w:eastAsia="Arial"/>
-          <w:b/>
-          <w:i w:val="0"/>
-          <w:color w:val="1F2A37"/>
-          <w:sz w:val="20"/>
-        </w:rPr>
-        <w:t>visita</w:t>
-      </w:r>
-      <w:r>
-        <w:rPr>
-          <w:rFonts w:ascii="Arial" w:hAnsi="Arial" w:cs="Arial" w:eastAsia="Arial"/>
-          <w:b w:val="0"/>
-          <w:i w:val="0"/>
-          <w:color w:val="1F2A37"/>
-          <w:sz w:val="20"/>
-        </w:rPr>
-        <w:t xml:space="preserve"> no prazo do contrato ⚠ (SLA na ficha). Usar o modelo da seção 11.</w:t>
+          <w:b w:val="0"/>
+          <w:i w:val="0"/>
+          <w:color w:val="1F2A37"/>
+          <w:sz w:val="20"/>
+        </w:rPr>
+        <w:t xml:space="preserve">Escalar </w:t>
+      </w:r>
+      <w:r>
+        <w:rPr>
+          <w:rFonts w:ascii="Arial" w:hAnsi="Arial" w:cs="Arial" w:eastAsia="Arial"/>
+          <w:b/>
+          <w:i w:val="0"/>
+          <w:color w:val="1F2A37"/>
+          <w:sz w:val="20"/>
+        </w:rPr>
+        <w:t>nível 1 → 2 → 3</w:t>
+      </w:r>
+      <w:r>
+        <w:rPr>
+          <w:rFonts w:ascii="Arial" w:hAnsi="Arial" w:cs="Arial" w:eastAsia="Arial"/>
+          <w:b w:val="0"/>
+          <w:i w:val="0"/>
+          <w:color w:val="1F2A37"/>
+          <w:sz w:val="20"/>
+        </w:rPr>
+        <w:t>, na ordem da ficha.</w:t>
       </w:r>
     </w:p>
     <w:p>
@@ -5203,7 +5151,7 @@
           <w:color w:val="2F4162"/>
           <w:sz w:val="20"/>
         </w:rPr>
-        <w:t>3.</w:t>
+        <w:t>2.</w:t>
         <w:tab/>
       </w:r>
       <w:r>
@@ -5214,17 +5162,77 @@
           <w:color w:val="1F2A37"/>
           <w:sz w:val="20"/>
         </w:rPr>
-        <w:t>Decidir com o fornecedor se a torre ou o chiller param</w:t>
-      </w:r>
-      <w:r>
-        <w:rPr>
-          <w:rFonts w:ascii="Arial" w:hAnsi="Arial" w:cs="Arial" w:eastAsia="Arial"/>
-          <w:b w:val="0"/>
-          <w:i w:val="0"/>
-          <w:color w:val="1F2A37"/>
-          <w:sz w:val="20"/>
-        </w:rPr>
-        <w:t xml:space="preserve"> (seção 6), antes de qualquer outra mudança.</w:t>
+        <w:t>Acionar o fornecedor de tratamento (sempre)</w:t>
+      </w:r>
+      <w:r>
+        <w:rPr>
+          <w:rFonts w:ascii="Arial" w:hAnsi="Arial" w:cs="Arial" w:eastAsia="Arial"/>
+          <w:b w:val="0"/>
+          <w:i w:val="0"/>
+          <w:color w:val="1F2A37"/>
+          <w:sz w:val="20"/>
+        </w:rPr>
+        <w:t xml:space="preserve"> e pedir: </w:t>
+      </w:r>
+      <w:r>
+        <w:rPr>
+          <w:rFonts w:ascii="Arial" w:hAnsi="Arial" w:cs="Arial" w:eastAsia="Arial"/>
+          <w:b/>
+          <w:i w:val="0"/>
+          <w:color w:val="1F2A37"/>
+          <w:sz w:val="20"/>
+        </w:rPr>
+        <w:t>orientação imediata</w:t>
+      </w:r>
+      <w:r>
+        <w:rPr>
+          <w:rFonts w:ascii="Arial" w:hAnsi="Arial" w:cs="Arial" w:eastAsia="Arial"/>
+          <w:b w:val="0"/>
+          <w:i w:val="0"/>
+          <w:color w:val="1F2A37"/>
+          <w:sz w:val="20"/>
+        </w:rPr>
+        <w:t xml:space="preserve"> por telefone, </w:t>
+      </w:r>
+      <w:r>
+        <w:rPr>
+          <w:rFonts w:ascii="Arial" w:hAnsi="Arial" w:cs="Arial" w:eastAsia="Arial"/>
+          <w:b/>
+          <w:i w:val="0"/>
+          <w:color w:val="1F2A37"/>
+          <w:sz w:val="20"/>
+        </w:rPr>
+        <w:t>FISPQ</w:t>
+      </w:r>
+      <w:r>
+        <w:rPr>
+          <w:rFonts w:ascii="Arial" w:hAnsi="Arial" w:cs="Arial" w:eastAsia="Arial"/>
+          <w:b w:val="0"/>
+          <w:i w:val="0"/>
+          <w:color w:val="1F2A37"/>
+          <w:sz w:val="20"/>
+        </w:rPr>
+        <w:t xml:space="preserve"> de cada produto envolvido, </w:t>
+      </w:r>
+      <w:r>
+        <w:rPr>
+          <w:rFonts w:ascii="Arial" w:hAnsi="Arial" w:cs="Arial" w:eastAsia="Arial"/>
+          <w:b/>
+          <w:i w:val="0"/>
+          <w:color w:val="1F2A37"/>
+          <w:sz w:val="20"/>
+        </w:rPr>
+        <w:t>visita</w:t>
+      </w:r>
+      <w:r>
+        <w:rPr>
+          <w:rFonts w:ascii="Arial" w:hAnsi="Arial" w:cs="Arial" w:eastAsia="Arial"/>
+          <w:b w:val="0"/>
+          <w:i w:val="0"/>
+          <w:color w:val="1F2A37"/>
+          <w:sz w:val="20"/>
+        </w:rPr>
+        <w:t xml:space="preserve"> no prazo do contrato ⚠ (SLA na ficha). Usar o modelo da seção 11.</w:t>
       </w:r>
     </w:p>
     <w:p>
@@ -5244,7 +5252,7 @@
           <w:color w:val="2F4162"/>
           <w:sz w:val="20"/>
         </w:rPr>
-        <w:t>4.</w:t>
+        <w:t>3.</w:t>
         <w:tab/>
       </w:r>
       <w:r>
@@ -5255,37 +5263,17 @@
           <w:color w:val="1F2A37"/>
           <w:sz w:val="20"/>
         </w:rPr>
-        <w:t>Acionar o consultor</w:t>
-      </w:r>
-      <w:r>
-        <w:rPr>
-          <w:rFonts w:ascii="Arial" w:hAnsi="Arial" w:cs="Arial" w:eastAsia="Arial"/>
-          <w:b w:val="0"/>
-          <w:i w:val="0"/>
-          <w:color w:val="1F2A37"/>
-          <w:sz w:val="20"/>
-        </w:rPr>
-        <w:t xml:space="preserve"> quando a seção 7 mandar. </w:t>
-      </w:r>
-      <w:r>
-        <w:rPr>
-          <w:rFonts w:ascii="Arial" w:hAnsi="Arial" w:cs="Arial" w:eastAsia="Arial"/>
-          <w:b/>
-          <w:i w:val="0"/>
-          <w:color w:val="1F2A37"/>
-          <w:sz w:val="20"/>
-        </w:rPr>
-        <w:t>Síndico decide</w:t>
-      </w:r>
-      <w:r>
-        <w:rPr>
-          <w:rFonts w:ascii="Arial" w:hAnsi="Arial" w:cs="Arial" w:eastAsia="Arial"/>
-          <w:b w:val="0"/>
-          <w:i w:val="0"/>
-          <w:color w:val="1F2A37"/>
-          <w:sz w:val="20"/>
-        </w:rPr>
-        <w:t xml:space="preserve"> a comunicação e o que é externo.</w:t>
+        <w:t>Decidir com o fornecedor se a torre ou o chiller param</w:t>
+      </w:r>
+      <w:r>
+        <w:rPr>
+          <w:rFonts w:ascii="Arial" w:hAnsi="Arial" w:cs="Arial" w:eastAsia="Arial"/>
+          <w:b w:val="0"/>
+          <w:i w:val="0"/>
+          <w:color w:val="1F2A37"/>
+          <w:sz w:val="20"/>
+        </w:rPr>
+        <w:t xml:space="preserve"> (seção 6), antes de qualquer outra mudança.</w:t>
       </w:r>
     </w:p>
     <w:p>
@@ -5305,7 +5293,7 @@
           <w:color w:val="2F4162"/>
           <w:sz w:val="20"/>
         </w:rPr>
-        <w:t>5.</w:t>
+        <w:t>4.</w:t>
         <w:tab/>
       </w:r>
       <w:r>
@@ -5316,37 +5304,37 @@
           <w:color w:val="1F2A37"/>
           <w:sz w:val="20"/>
         </w:rPr>
-        <w:t>Avisar os pontos críticos</w:t>
-      </w:r>
-      <w:r>
-        <w:rPr>
-          <w:rFonts w:ascii="Arial" w:hAnsi="Arial" w:cs="Arial" w:eastAsia="Arial"/>
-          <w:b w:val="0"/>
-          <w:i w:val="0"/>
-          <w:color w:val="1F2A37"/>
-          <w:sz w:val="20"/>
-        </w:rPr>
-        <w:t xml:space="preserve"> da ficha (data center, salas técnicas, clínicas) </w:t>
-      </w:r>
-      <w:r>
-        <w:rPr>
-          <w:rFonts w:ascii="Arial" w:hAnsi="Arial" w:cs="Arial" w:eastAsia="Arial"/>
-          <w:b/>
-          <w:i w:val="0"/>
-          <w:color w:val="1F2A37"/>
-          <w:sz w:val="20"/>
-        </w:rPr>
-        <w:t>antes</w:t>
-      </w:r>
-      <w:r>
-        <w:rPr>
-          <w:rFonts w:ascii="Arial" w:hAnsi="Arial" w:cs="Arial" w:eastAsia="Arial"/>
-          <w:b w:val="0"/>
-          <w:i w:val="0"/>
-          <w:color w:val="1F2A37"/>
-          <w:sz w:val="20"/>
-        </w:rPr>
-        <w:t xml:space="preserve"> de qualquer parada de climatização.</w:t>
+        <w:t>Acionar o consultor</w:t>
+      </w:r>
+      <w:r>
+        <w:rPr>
+          <w:rFonts w:ascii="Arial" w:hAnsi="Arial" w:cs="Arial" w:eastAsia="Arial"/>
+          <w:b w:val="0"/>
+          <w:i w:val="0"/>
+          <w:color w:val="1F2A37"/>
+          <w:sz w:val="20"/>
+        </w:rPr>
+        <w:t xml:space="preserve"> quando a seção 7 mandar. </w:t>
+      </w:r>
+      <w:r>
+        <w:rPr>
+          <w:rFonts w:ascii="Arial" w:hAnsi="Arial" w:cs="Arial" w:eastAsia="Arial"/>
+          <w:b/>
+          <w:i w:val="0"/>
+          <w:color w:val="1F2A37"/>
+          <w:sz w:val="20"/>
+        </w:rPr>
+        <w:t>Síndico decide</w:t>
+      </w:r>
+      <w:r>
+        <w:rPr>
+          <w:rFonts w:ascii="Arial" w:hAnsi="Arial" w:cs="Arial" w:eastAsia="Arial"/>
+          <w:b w:val="0"/>
+          <w:i w:val="0"/>
+          <w:color w:val="1F2A37"/>
+          <w:sz w:val="20"/>
+        </w:rPr>
+        <w:t xml:space="preserve"> a comunicação e o que é externo.</w:t>
       </w:r>
     </w:p>
     <w:p>
@@ -5366,54 +5354,48 @@
           <w:color w:val="2F4162"/>
           <w:sz w:val="20"/>
         </w:rPr>
-        <w:t>6.</w:t>
+        <w:t>5.</w:t>
         <w:tab/>
       </w:r>
       <w:r>
         <w:rPr>
           <w:rFonts w:ascii="Arial" w:hAnsi="Arial" w:cs="Arial" w:eastAsia="Arial"/>
-          <w:b w:val="0"/>
-          <w:i w:val="0"/>
-          <w:color w:val="1F2A37"/>
-          <w:sz w:val="20"/>
-        </w:rPr>
-        <w:t xml:space="preserve">Comunicar por escrito (seção 11). </w:t>
-      </w:r>
-      <w:r>
-        <w:rPr>
-          <w:rFonts w:ascii="Arial" w:hAnsi="Arial" w:cs="Arial" w:eastAsia="Arial"/>
-          <w:b/>
-          <w:i w:val="0"/>
-          <w:color w:val="1F2A37"/>
-          <w:sz w:val="20"/>
-        </w:rPr>
-        <w:t>Não afirmar a causa</w:t>
-      </w:r>
-      <w:r>
-        <w:rPr>
-          <w:rFonts w:ascii="Arial" w:hAnsi="Arial" w:cs="Arial" w:eastAsia="Arial"/>
-          <w:b w:val="0"/>
-          <w:i w:val="0"/>
-          <w:color w:val="1F2A37"/>
-          <w:sz w:val="20"/>
-        </w:rPr>
-        <w:t xml:space="preserve"> antes de confirmada.</w:t>
-      </w:r>
-    </w:p>
-    <w:p>
-      <w:pPr>
-        <w:keepNext/>
-        <w:spacing w:after="80" w:before="240" w:line="280" w:lineRule="exact"/>
-      </w:pPr>
-      <w:r>
-        <w:rPr>
-          <w:rFonts w:ascii="Arial" w:hAnsi="Arial" w:cs="Arial" w:eastAsia="Arial"/>
-          <w:b/>
-          <w:i w:val="0"/>
-          <w:color w:val="1F2A37"/>
-          <w:sz w:val="22"/>
-        </w:rPr>
-        <w:t>Fase 3 — Diagnosticar e coletar evidência (T+30 min a T+4 h) ⚠</w:t>
+          <w:b/>
+          <w:i w:val="0"/>
+          <w:color w:val="1F2A37"/>
+          <w:sz w:val="20"/>
+        </w:rPr>
+        <w:t>Avisar os pontos críticos</w:t>
+      </w:r>
+      <w:r>
+        <w:rPr>
+          <w:rFonts w:ascii="Arial" w:hAnsi="Arial" w:cs="Arial" w:eastAsia="Arial"/>
+          <w:b w:val="0"/>
+          <w:i w:val="0"/>
+          <w:color w:val="1F2A37"/>
+          <w:sz w:val="20"/>
+        </w:rPr>
+        <w:t xml:space="preserve"> da ficha (data center, salas técnicas, clínicas) </w:t>
+      </w:r>
+      <w:r>
+        <w:rPr>
+          <w:rFonts w:ascii="Arial" w:hAnsi="Arial" w:cs="Arial" w:eastAsia="Arial"/>
+          <w:b/>
+          <w:i w:val="0"/>
+          <w:color w:val="1F2A37"/>
+          <w:sz w:val="20"/>
+        </w:rPr>
+        <w:t>antes</w:t>
+      </w:r>
+      <w:r>
+        <w:rPr>
+          <w:rFonts w:ascii="Arial" w:hAnsi="Arial" w:cs="Arial" w:eastAsia="Arial"/>
+          <w:b w:val="0"/>
+          <w:i w:val="0"/>
+          <w:color w:val="1F2A37"/>
+          <w:sz w:val="20"/>
+        </w:rPr>
+        <w:t xml:space="preserve"> de qualquer parada de climatização.</w:t>
       </w:r>
     </w:p>
     <w:p>
@@ -5433,28 +5415,54 @@
           <w:color w:val="2F4162"/>
           <w:sz w:val="20"/>
         </w:rPr>
-        <w:t>1.</w:t>
+        <w:t>6.</w:t>
         <w:tab/>
       </w:r>
       <w:r>
         <w:rPr>
           <w:rFonts w:ascii="Arial" w:hAnsi="Arial" w:cs="Arial" w:eastAsia="Arial"/>
-          <w:b/>
-          <w:i w:val="0"/>
-          <w:color w:val="1F2A37"/>
-          <w:sz w:val="20"/>
-        </w:rPr>
-        <w:t>Fotografar e anotar</w:t>
-      </w:r>
-      <w:r>
-        <w:rPr>
-          <w:rFonts w:ascii="Arial" w:hAnsi="Arial" w:cs="Arial" w:eastAsia="Arial"/>
-          <w:b w:val="0"/>
-          <w:i w:val="0"/>
-          <w:color w:val="1F2A37"/>
-          <w:sz w:val="20"/>
-        </w:rPr>
-        <w:t>: bombonas (rótulo, lote, nível), dosadora, controlador (tela, alarme), purga, bacia, água (cor, turbidez, limo, espuma, odor), bacia de contenção.</w:t>
+          <w:b w:val="0"/>
+          <w:i w:val="0"/>
+          <w:color w:val="1F2A37"/>
+          <w:sz w:val="20"/>
+        </w:rPr>
+        <w:t xml:space="preserve">Comunicar por escrito (seção 11). </w:t>
+      </w:r>
+      <w:r>
+        <w:rPr>
+          <w:rFonts w:ascii="Arial" w:hAnsi="Arial" w:cs="Arial" w:eastAsia="Arial"/>
+          <w:b/>
+          <w:i w:val="0"/>
+          <w:color w:val="1F2A37"/>
+          <w:sz w:val="20"/>
+        </w:rPr>
+        <w:t>Não afirmar a causa</w:t>
+      </w:r>
+      <w:r>
+        <w:rPr>
+          <w:rFonts w:ascii="Arial" w:hAnsi="Arial" w:cs="Arial" w:eastAsia="Arial"/>
+          <w:b w:val="0"/>
+          <w:i w:val="0"/>
+          <w:color w:val="1F2A37"/>
+          <w:sz w:val="20"/>
+        </w:rPr>
+        <w:t xml:space="preserve"> antes de confirmada.</w:t>
+      </w:r>
+    </w:p>
+    <w:p>
+      <w:pPr>
+        <w:keepNext/>
+        <w:spacing w:after="80" w:before="240" w:line="280" w:lineRule="exact"/>
+      </w:pPr>
+      <w:r>
+        <w:rPr>
+          <w:rFonts w:ascii="Arial" w:hAnsi="Arial" w:cs="Arial" w:eastAsia="Arial"/>
+          <w:b/>
+          <w:i w:val="0"/>
+          <w:color w:val="1F2A37"/>
+          <w:sz w:val="22"/>
+        </w:rPr>
+        <w:t>Fase 3 — Diagnosticar e coletar evidência (T+30 min a T+4 h) ⚠</w:t>
       </w:r>
     </w:p>
     <w:p>
@@ -5474,7 +5482,7 @@
           <w:color w:val="2F4162"/>
           <w:sz w:val="20"/>
         </w:rPr>
-        <w:t>2.</w:t>
+        <w:t>1.</w:t>
         <w:tab/>
       </w:r>
       <w:r>
@@ -5485,17 +5493,17 @@
           <w:color w:val="1F2A37"/>
           <w:sz w:val="20"/>
         </w:rPr>
-        <w:t>Coletar amostra antes de drenar, de dar choque ou de ajustar dosagem</w:t>
-      </w:r>
-      <w:r>
-        <w:rPr>
-          <w:rFonts w:ascii="Arial" w:hAnsi="Arial" w:cs="Arial" w:eastAsia="Arial"/>
-          <w:b w:val="0"/>
-          <w:i w:val="0"/>
-          <w:color w:val="1F2A37"/>
-          <w:sz w:val="20"/>
-        </w:rPr>
-        <w:t xml:space="preserve"> (seção 8), com laboratório e cadeia de custódia; o fornecedor indica pontos e parâmetros.</w:t>
+        <w:t>Fotografar e anotar</w:t>
+      </w:r>
+      <w:r>
+        <w:rPr>
+          <w:rFonts w:ascii="Arial" w:hAnsi="Arial" w:cs="Arial" w:eastAsia="Arial"/>
+          <w:b w:val="0"/>
+          <w:i w:val="0"/>
+          <w:color w:val="1F2A37"/>
+          <w:sz w:val="20"/>
+        </w:rPr>
+        <w:t>: bombonas (rótulo, lote, nível), dosadora, controlador (tela, alarme), purga, bacia, água (cor, turbidez, limo, espuma, odor), bacia de contenção.</w:t>
       </w:r>
     </w:p>
     <w:p>
@@ -5515,7 +5523,7 @@
           <w:color w:val="2F4162"/>
           <w:sz w:val="20"/>
         </w:rPr>
-        <w:t>3.</w:t>
+        <w:t>2.</w:t>
         <w:tab/>
       </w:r>
       <w:r>
@@ -5526,37 +5534,17 @@
           <w:color w:val="1F2A37"/>
           <w:sz w:val="20"/>
         </w:rPr>
-        <w:t>Reunir o histórico</w:t>
-      </w:r>
-      <w:r>
-        <w:rPr>
-          <w:rFonts w:ascii="Arial" w:hAnsi="Arial" w:cs="Arial" w:eastAsia="Arial"/>
-          <w:b w:val="0"/>
-          <w:i w:val="0"/>
-          <w:color w:val="1F2A37"/>
-          <w:sz w:val="20"/>
-        </w:rPr>
-        <w:t xml:space="preserve">: registro semanal da dosagem (últimas semanas), último relatório do fornecedor, última análise, </w:t>
-      </w:r>
-      <w:r>
-        <w:rPr>
-          <w:rFonts w:ascii="Arial" w:hAnsi="Arial" w:cs="Arial" w:eastAsia="Arial"/>
-          <w:b/>
-          <w:i w:val="0"/>
-          <w:color w:val="1F2A37"/>
-          <w:sz w:val="20"/>
-        </w:rPr>
-        <w:t>reposição de água do circuito</w:t>
-      </w:r>
-      <w:r>
-        <w:rPr>
-          <w:rFonts w:ascii="Arial" w:hAnsi="Arial" w:cs="Arial" w:eastAsia="Arial"/>
-          <w:b w:val="0"/>
-          <w:i w:val="0"/>
-          <w:color w:val="1F2A37"/>
-          <w:sz w:val="20"/>
-        </w:rPr>
-        <w:t xml:space="preserve"> (litros por dia), eventos de energia ou falta de água, troca de bombona.</w:t>
+        <w:t>Coletar amostra antes de drenar, de dar choque ou de ajustar dosagem</w:t>
+      </w:r>
+      <w:r>
+        <w:rPr>
+          <w:rFonts w:ascii="Arial" w:hAnsi="Arial" w:cs="Arial" w:eastAsia="Arial"/>
+          <w:b w:val="0"/>
+          <w:i w:val="0"/>
+          <w:color w:val="1F2A37"/>
+          <w:sz w:val="20"/>
+        </w:rPr>
+        <w:t xml:space="preserve"> (seção 8), com laboratório e cadeia de custódia; o fornecedor indica pontos e parâmetros.</w:t>
       </w:r>
     </w:p>
     <w:p>
@@ -5576,7 +5564,7 @@
           <w:color w:val="2F4162"/>
           <w:sz w:val="20"/>
         </w:rPr>
-        <w:t>4.</w:t>
+        <w:t>3.</w:t>
         <w:tab/>
       </w:r>
       <w:r>
@@ -5587,17 +5575,37 @@
           <w:color w:val="1F2A37"/>
           <w:sz w:val="20"/>
         </w:rPr>
-        <w:t>Perguntas de causa</w:t>
-      </w:r>
-      <w:r>
-        <w:rPr>
-          <w:rFonts w:ascii="Arial" w:hAnsi="Arial" w:cs="Arial" w:eastAsia="Arial"/>
-          <w:b w:val="0"/>
-          <w:i w:val="0"/>
-          <w:color w:val="1F2A37"/>
-          <w:sz w:val="20"/>
-        </w:rPr>
-        <w:t xml:space="preserve"> (seção 5): a dosadora e o controlador são do fornecedor ou do condomínio? Houve falta de produto, de energia ou de água? Alguém mexeu em manual? Produto novo ou de outro fornecedor? A água de diluição da dosadora vem do potável? (C8)</w:t>
+        <w:t>Reunir o histórico</w:t>
+      </w:r>
+      <w:r>
+        <w:rPr>
+          <w:rFonts w:ascii="Arial" w:hAnsi="Arial" w:cs="Arial" w:eastAsia="Arial"/>
+          <w:b w:val="0"/>
+          <w:i w:val="0"/>
+          <w:color w:val="1F2A37"/>
+          <w:sz w:val="20"/>
+        </w:rPr>
+        <w:t xml:space="preserve">: registro semanal da dosagem (últimas semanas), último relatório do fornecedor, última análise, </w:t>
+      </w:r>
+      <w:r>
+        <w:rPr>
+          <w:rFonts w:ascii="Arial" w:hAnsi="Arial" w:cs="Arial" w:eastAsia="Arial"/>
+          <w:b/>
+          <w:i w:val="0"/>
+          <w:color w:val="1F2A37"/>
+          <w:sz w:val="20"/>
+        </w:rPr>
+        <w:t>reposição de água do circuito</w:t>
+      </w:r>
+      <w:r>
+        <w:rPr>
+          <w:rFonts w:ascii="Arial" w:hAnsi="Arial" w:cs="Arial" w:eastAsia="Arial"/>
+          <w:b w:val="0"/>
+          <w:i w:val="0"/>
+          <w:color w:val="1F2A37"/>
+          <w:sz w:val="20"/>
+        </w:rPr>
+        <w:t xml:space="preserve"> (litros por dia), eventos de energia ou falta de água, troca de bombona.</w:t>
       </w:r>
     </w:p>
     <w:p>
@@ -5617,54 +5625,28 @@
           <w:color w:val="2F4162"/>
           <w:sz w:val="20"/>
         </w:rPr>
-        <w:t>5.</w:t>
+        <w:t>4.</w:t>
         <w:tab/>
       </w:r>
       <w:r>
         <w:rPr>
           <w:rFonts w:ascii="Arial" w:hAnsi="Arial" w:cs="Arial" w:eastAsia="Arial"/>
-          <w:b w:val="0"/>
-          <w:i w:val="0"/>
-          <w:color w:val="1F2A37"/>
-          <w:sz w:val="20"/>
-        </w:rPr>
-        <w:t xml:space="preserve">Mapear a </w:t>
-      </w:r>
-      <w:r>
-        <w:rPr>
-          <w:rFonts w:ascii="Arial" w:hAnsi="Arial" w:cs="Arial" w:eastAsia="Arial"/>
-          <w:b/>
-          <w:i w:val="0"/>
-          <w:color w:val="1F2A37"/>
-          <w:sz w:val="20"/>
-        </w:rPr>
-        <w:t>extensão</w:t>
-      </w:r>
-      <w:r>
-        <w:rPr>
-          <w:rFonts w:ascii="Arial" w:hAnsi="Arial" w:cs="Arial" w:eastAsia="Arial"/>
-          <w:b w:val="0"/>
-          <w:i w:val="0"/>
-          <w:color w:val="1F2A37"/>
-          <w:sz w:val="20"/>
-        </w:rPr>
-        <w:t>: só a torre, só o circuito, ambos? Há pessoa afetada? O produto saiu da área (cobertura, pátio, ralo, pluvial)?</w:t>
-      </w:r>
-    </w:p>
-    <w:p>
-      <w:pPr>
-        <w:keepNext/>
-        <w:spacing w:after="80" w:before="240" w:line="280" w:lineRule="exact"/>
-      </w:pPr>
-      <w:r>
-        <w:rPr>
-          <w:rFonts w:ascii="Arial" w:hAnsi="Arial" w:cs="Arial" w:eastAsia="Arial"/>
-          <w:b/>
-          <w:i w:val="0"/>
-          <w:color w:val="1F2A37"/>
-          <w:sz w:val="22"/>
-        </w:rPr>
-        <w:t>Fase 4 — Corrigir a causa e tratar a água (com o fornecedor)</w:t>
+          <w:b/>
+          <w:i w:val="0"/>
+          <w:color w:val="1F2A37"/>
+          <w:sz w:val="20"/>
+        </w:rPr>
+        <w:t>Perguntas de causa</w:t>
+      </w:r>
+      <w:r>
+        <w:rPr>
+          <w:rFonts w:ascii="Arial" w:hAnsi="Arial" w:cs="Arial" w:eastAsia="Arial"/>
+          <w:b w:val="0"/>
+          <w:i w:val="0"/>
+          <w:color w:val="1F2A37"/>
+          <w:sz w:val="20"/>
+        </w:rPr>
+        <w:t xml:space="preserve"> (seção 5): a dosadora e o controlador são do fornecedor ou do condomínio? Houve falta de produto, de energia ou de água? Alguém mexeu em manual? Produto novo ou de outro fornecedor? A água de diluição da dosadora vem do potável? (C8)</w:t>
       </w:r>
     </w:p>
     <w:p>
@@ -5684,28 +5666,54 @@
           <w:color w:val="2F4162"/>
           <w:sz w:val="20"/>
         </w:rPr>
-        <w:t>1.</w:t>
+        <w:t>5.</w:t>
         <w:tab/>
       </w:r>
       <w:r>
         <w:rPr>
           <w:rFonts w:ascii="Arial" w:hAnsi="Arial" w:cs="Arial" w:eastAsia="Arial"/>
-          <w:b/>
-          <w:i w:val="0"/>
-          <w:color w:val="1F2A37"/>
-          <w:sz w:val="20"/>
-        </w:rPr>
-        <w:t>Quem corrige é o fornecedor</w:t>
-      </w:r>
-      <w:r>
-        <w:rPr>
-          <w:rFonts w:ascii="Arial" w:hAnsi="Arial" w:cs="Arial" w:eastAsia="Arial"/>
-          <w:b w:val="0"/>
-          <w:i w:val="0"/>
-          <w:color w:val="1F2A37"/>
-          <w:sz w:val="20"/>
-        </w:rPr>
-        <w:t>, com a causa física eliminada: produto certo e correto na dosadora, controlador e sondas verificados, purga funcionando, vazamento reparado, contenção reposta.</w:t>
+          <w:b w:val="0"/>
+          <w:i w:val="0"/>
+          <w:color w:val="1F2A37"/>
+          <w:sz w:val="20"/>
+        </w:rPr>
+        <w:t xml:space="preserve">Mapear a </w:t>
+      </w:r>
+      <w:r>
+        <w:rPr>
+          <w:rFonts w:ascii="Arial" w:hAnsi="Arial" w:cs="Arial" w:eastAsia="Arial"/>
+          <w:b/>
+          <w:i w:val="0"/>
+          <w:color w:val="1F2A37"/>
+          <w:sz w:val="20"/>
+        </w:rPr>
+        <w:t>extensão</w:t>
+      </w:r>
+      <w:r>
+        <w:rPr>
+          <w:rFonts w:ascii="Arial" w:hAnsi="Arial" w:cs="Arial" w:eastAsia="Arial"/>
+          <w:b w:val="0"/>
+          <w:i w:val="0"/>
+          <w:color w:val="1F2A37"/>
+          <w:sz w:val="20"/>
+        </w:rPr>
+        <w:t>: só a torre, só o circuito, ambos? Há pessoa afetada? O produto saiu da área (cobertura, pátio, ralo, pluvial)?</w:t>
+      </w:r>
+    </w:p>
+    <w:p>
+      <w:pPr>
+        <w:keepNext/>
+        <w:spacing w:after="80" w:before="240" w:line="280" w:lineRule="exact"/>
+      </w:pPr>
+      <w:r>
+        <w:rPr>
+          <w:rFonts w:ascii="Arial" w:hAnsi="Arial" w:cs="Arial" w:eastAsia="Arial"/>
+          <w:b/>
+          <w:i w:val="0"/>
+          <w:color w:val="1F2A37"/>
+          <w:sz w:val="22"/>
+        </w:rPr>
+        <w:t>Fase 4 — Corrigir a causa e tratar a água (com o fornecedor)</w:t>
       </w:r>
     </w:p>
     <w:p>
@@ -5725,7 +5733,7 @@
           <w:color w:val="2F4162"/>
           <w:sz w:val="20"/>
         </w:rPr>
-        <w:t>2.</w:t>
+        <w:t>1.</w:t>
         <w:tab/>
       </w:r>
       <w:r>
@@ -5736,77 +5744,17 @@
           <w:color w:val="1F2A37"/>
           <w:sz w:val="20"/>
         </w:rPr>
-        <w:t>Choque, limpeza e desinfecção</w:t>
-      </w:r>
-      <w:r>
-        <w:rPr>
-          <w:rFonts w:ascii="Arial" w:hAnsi="Arial" w:cs="Arial" w:eastAsia="Arial"/>
-          <w:b w:val="0"/>
-          <w:i w:val="0"/>
-          <w:color w:val="1F2A37"/>
-          <w:sz w:val="20"/>
-        </w:rPr>
-        <w:t xml:space="preserve"> da torre ou do circuito </w:t>
-      </w:r>
-      <w:r>
-        <w:rPr>
-          <w:rFonts w:ascii="Arial" w:hAnsi="Arial" w:cs="Arial" w:eastAsia="Arial"/>
-          <w:b/>
-          <w:i w:val="0"/>
-          <w:color w:val="1F2A37"/>
-          <w:sz w:val="20"/>
-        </w:rPr>
-        <w:t>só com orientação do fornecedor ou do consultor</w:t>
-      </w:r>
-      <w:r>
-        <w:rPr>
-          <w:rFonts w:ascii="Arial" w:hAnsi="Arial" w:cs="Arial" w:eastAsia="Arial"/>
-          <w:b w:val="0"/>
-          <w:i w:val="0"/>
-          <w:color w:val="1F2A37"/>
-          <w:sz w:val="20"/>
-        </w:rPr>
-        <w:t xml:space="preserve">, depois da coleta, com EPI, atenção a </w:t>
-      </w:r>
-      <w:r>
-        <w:rPr>
-          <w:rFonts w:ascii="Arial" w:hAnsi="Arial" w:cs="Arial" w:eastAsia="Arial"/>
-          <w:b/>
-          <w:i w:val="0"/>
-          <w:color w:val="1F2A37"/>
-          <w:sz w:val="20"/>
-        </w:rPr>
-        <w:t>aerossol</w:t>
-      </w:r>
-      <w:r>
-        <w:rPr>
-          <w:rFonts w:ascii="Arial" w:hAnsi="Arial" w:cs="Arial" w:eastAsia="Arial"/>
-          <w:b w:val="0"/>
-          <w:i w:val="0"/>
-          <w:color w:val="1F2A37"/>
-          <w:sz w:val="20"/>
-        </w:rPr>
-        <w:t xml:space="preserve"> e a </w:t>
-      </w:r>
-      <w:r>
-        <w:rPr>
-          <w:rFonts w:ascii="Arial" w:hAnsi="Arial" w:cs="Arial" w:eastAsia="Arial"/>
-          <w:b/>
-          <w:i w:val="0"/>
-          <w:color w:val="1F2A37"/>
-          <w:sz w:val="20"/>
-        </w:rPr>
-        <w:t>espaço confinado e altura</w:t>
-      </w:r>
-      <w:r>
-        <w:rPr>
-          <w:rFonts w:ascii="Arial" w:hAnsi="Arial" w:cs="Arial" w:eastAsia="Arial"/>
-          <w:b w:val="0"/>
-          <w:i w:val="0"/>
-          <w:color w:val="1F2A37"/>
-          <w:sz w:val="20"/>
-        </w:rPr>
-        <w:t xml:space="preserve"> (NR-33 e NR-35, ◻ a confirmar a aplicação à torre).</w:t>
+        <w:t>Quem corrige é o fornecedor</w:t>
+      </w:r>
+      <w:r>
+        <w:rPr>
+          <w:rFonts w:ascii="Arial" w:hAnsi="Arial" w:cs="Arial" w:eastAsia="Arial"/>
+          <w:b w:val="0"/>
+          <w:i w:val="0"/>
+          <w:color w:val="1F2A37"/>
+          <w:sz w:val="20"/>
+        </w:rPr>
+        <w:t>, com a causa física eliminada: produto certo e correto na dosadora, controlador e sondas verificados, purga funcionando, vazamento reparado, contenção reposta.</w:t>
       </w:r>
     </w:p>
     <w:p>
@@ -5826,7 +5774,7 @@
           <w:color w:val="2F4162"/>
           <w:sz w:val="20"/>
         </w:rPr>
-        <w:t>3.</w:t>
+        <w:t>2.</w:t>
         <w:tab/>
       </w:r>
       <w:r>
@@ -5837,77 +5785,77 @@
           <w:color w:val="1F2A37"/>
           <w:sz w:val="20"/>
         </w:rPr>
-        <w:t>Drenar, lavar e repor</w:t>
-      </w:r>
-      <w:r>
-        <w:rPr>
-          <w:rFonts w:ascii="Arial" w:hAnsi="Arial" w:cs="Arial" w:eastAsia="Arial"/>
-          <w:b w:val="0"/>
-          <w:i w:val="0"/>
-          <w:color w:val="1F2A37"/>
-          <w:sz w:val="20"/>
-        </w:rPr>
-        <w:t xml:space="preserve"> com as regras da </w:t>
-      </w:r>
-      <w:r>
-        <w:rPr>
-          <w:rFonts w:ascii="Arial" w:hAnsi="Arial" w:cs="Arial" w:eastAsia="Arial"/>
-          <w:b/>
-          <w:i w:val="0"/>
-          <w:color w:val="1F2A37"/>
-          <w:sz w:val="20"/>
-        </w:rPr>
-        <w:t>seção 9</w:t>
-      </w:r>
-      <w:r>
-        <w:rPr>
-          <w:rFonts w:ascii="Arial" w:hAnsi="Arial" w:cs="Arial" w:eastAsia="Arial"/>
-          <w:b w:val="0"/>
-          <w:i w:val="0"/>
-          <w:color w:val="1F2A37"/>
-          <w:sz w:val="20"/>
-        </w:rPr>
-        <w:t xml:space="preserve">: </w:t>
-      </w:r>
-      <w:r>
-        <w:rPr>
-          <w:rFonts w:ascii="Arial" w:hAnsi="Arial" w:cs="Arial" w:eastAsia="Arial"/>
-          <w:b/>
-          <w:i w:val="0"/>
-          <w:color w:val="1F2A37"/>
-          <w:sz w:val="20"/>
-        </w:rPr>
-        <w:t>sem mangueira entre potável e circuito</w:t>
-      </w:r>
-      <w:r>
-        <w:rPr>
-          <w:rFonts w:ascii="Arial" w:hAnsi="Arial" w:cs="Arial" w:eastAsia="Arial"/>
-          <w:b w:val="0"/>
-          <w:i w:val="0"/>
-          <w:color w:val="1F2A37"/>
-          <w:sz w:val="20"/>
-        </w:rPr>
-        <w:t xml:space="preserve">; </w:t>
-      </w:r>
-      <w:r>
-        <w:rPr>
-          <w:rFonts w:ascii="Arial" w:hAnsi="Arial" w:cs="Arial" w:eastAsia="Arial"/>
-          <w:b/>
-          <w:i w:val="0"/>
-          <w:color w:val="1F2A37"/>
-          <w:sz w:val="20"/>
-        </w:rPr>
-        <w:t>destino do efluente</w:t>
-      </w:r>
-      <w:r>
-        <w:rPr>
-          <w:rFonts w:ascii="Arial" w:hAnsi="Arial" w:cs="Arial" w:eastAsia="Arial"/>
-          <w:b w:val="0"/>
-          <w:i w:val="0"/>
-          <w:color w:val="1F2A37"/>
-          <w:sz w:val="20"/>
-        </w:rPr>
-        <w:t xml:space="preserve"> definido antes de drenar.</w:t>
+        <w:t>Choque, limpeza e desinfecção</w:t>
+      </w:r>
+      <w:r>
+        <w:rPr>
+          <w:rFonts w:ascii="Arial" w:hAnsi="Arial" w:cs="Arial" w:eastAsia="Arial"/>
+          <w:b w:val="0"/>
+          <w:i w:val="0"/>
+          <w:color w:val="1F2A37"/>
+          <w:sz w:val="20"/>
+        </w:rPr>
+        <w:t xml:space="preserve"> da torre ou do circuito </w:t>
+      </w:r>
+      <w:r>
+        <w:rPr>
+          <w:rFonts w:ascii="Arial" w:hAnsi="Arial" w:cs="Arial" w:eastAsia="Arial"/>
+          <w:b/>
+          <w:i w:val="0"/>
+          <w:color w:val="1F2A37"/>
+          <w:sz w:val="20"/>
+        </w:rPr>
+        <w:t>só com orientação do fornecedor ou do consultor</w:t>
+      </w:r>
+      <w:r>
+        <w:rPr>
+          <w:rFonts w:ascii="Arial" w:hAnsi="Arial" w:cs="Arial" w:eastAsia="Arial"/>
+          <w:b w:val="0"/>
+          <w:i w:val="0"/>
+          <w:color w:val="1F2A37"/>
+          <w:sz w:val="20"/>
+        </w:rPr>
+        <w:t xml:space="preserve">, depois da coleta, com EPI, atenção a </w:t>
+      </w:r>
+      <w:r>
+        <w:rPr>
+          <w:rFonts w:ascii="Arial" w:hAnsi="Arial" w:cs="Arial" w:eastAsia="Arial"/>
+          <w:b/>
+          <w:i w:val="0"/>
+          <w:color w:val="1F2A37"/>
+          <w:sz w:val="20"/>
+        </w:rPr>
+        <w:t>aerossol</w:t>
+      </w:r>
+      <w:r>
+        <w:rPr>
+          <w:rFonts w:ascii="Arial" w:hAnsi="Arial" w:cs="Arial" w:eastAsia="Arial"/>
+          <w:b w:val="0"/>
+          <w:i w:val="0"/>
+          <w:color w:val="1F2A37"/>
+          <w:sz w:val="20"/>
+        </w:rPr>
+        <w:t xml:space="preserve"> e a </w:t>
+      </w:r>
+      <w:r>
+        <w:rPr>
+          <w:rFonts w:ascii="Arial" w:hAnsi="Arial" w:cs="Arial" w:eastAsia="Arial"/>
+          <w:b/>
+          <w:i w:val="0"/>
+          <w:color w:val="1F2A37"/>
+          <w:sz w:val="20"/>
+        </w:rPr>
+        <w:t>espaço confinado e altura</w:t>
+      </w:r>
+      <w:r>
+        <w:rPr>
+          <w:rFonts w:ascii="Arial" w:hAnsi="Arial" w:cs="Arial" w:eastAsia="Arial"/>
+          <w:b w:val="0"/>
+          <w:i w:val="0"/>
+          <w:color w:val="1F2A37"/>
+          <w:sz w:val="20"/>
+        </w:rPr>
+        <w:t xml:space="preserve"> (NR-33 e NR-35, ◻ a confirmar a aplicação à torre).</w:t>
       </w:r>
     </w:p>
     <w:p>
@@ -5927,7 +5875,7 @@
           <w:color w:val="2F4162"/>
           <w:sz w:val="20"/>
         </w:rPr>
-        <w:t>4.</w:t>
+        <w:t>3.</w:t>
         <w:tab/>
       </w:r>
       <w:r>
@@ -5938,17 +5886,77 @@
           <w:color w:val="1F2A37"/>
           <w:sz w:val="20"/>
         </w:rPr>
-        <w:t>Nova amostra</w:t>
-      </w:r>
-      <w:r>
-        <w:rPr>
-          <w:rFonts w:ascii="Arial" w:hAnsi="Arial" w:cs="Arial" w:eastAsia="Arial"/>
-          <w:b w:val="0"/>
-          <w:i w:val="0"/>
-          <w:color w:val="1F2A37"/>
-          <w:sz w:val="20"/>
-        </w:rPr>
-        <w:t xml:space="preserve"> depois da correção, nos mesmos pontos da Fase 3.</w:t>
+        <w:t>Drenar, lavar e repor</w:t>
+      </w:r>
+      <w:r>
+        <w:rPr>
+          <w:rFonts w:ascii="Arial" w:hAnsi="Arial" w:cs="Arial" w:eastAsia="Arial"/>
+          <w:b w:val="0"/>
+          <w:i w:val="0"/>
+          <w:color w:val="1F2A37"/>
+          <w:sz w:val="20"/>
+        </w:rPr>
+        <w:t xml:space="preserve"> com as regras da </w:t>
+      </w:r>
+      <w:r>
+        <w:rPr>
+          <w:rFonts w:ascii="Arial" w:hAnsi="Arial" w:cs="Arial" w:eastAsia="Arial"/>
+          <w:b/>
+          <w:i w:val="0"/>
+          <w:color w:val="1F2A37"/>
+          <w:sz w:val="20"/>
+        </w:rPr>
+        <w:t>seção 9</w:t>
+      </w:r>
+      <w:r>
+        <w:rPr>
+          <w:rFonts w:ascii="Arial" w:hAnsi="Arial" w:cs="Arial" w:eastAsia="Arial"/>
+          <w:b w:val="0"/>
+          <w:i w:val="0"/>
+          <w:color w:val="1F2A37"/>
+          <w:sz w:val="20"/>
+        </w:rPr>
+        <w:t xml:space="preserve">: </w:t>
+      </w:r>
+      <w:r>
+        <w:rPr>
+          <w:rFonts w:ascii="Arial" w:hAnsi="Arial" w:cs="Arial" w:eastAsia="Arial"/>
+          <w:b/>
+          <w:i w:val="0"/>
+          <w:color w:val="1F2A37"/>
+          <w:sz w:val="20"/>
+        </w:rPr>
+        <w:t>sem mangueira entre potável e circuito</w:t>
+      </w:r>
+      <w:r>
+        <w:rPr>
+          <w:rFonts w:ascii="Arial" w:hAnsi="Arial" w:cs="Arial" w:eastAsia="Arial"/>
+          <w:b w:val="0"/>
+          <w:i w:val="0"/>
+          <w:color w:val="1F2A37"/>
+          <w:sz w:val="20"/>
+        </w:rPr>
+        <w:t xml:space="preserve">; </w:t>
+      </w:r>
+      <w:r>
+        <w:rPr>
+          <w:rFonts w:ascii="Arial" w:hAnsi="Arial" w:cs="Arial" w:eastAsia="Arial"/>
+          <w:b/>
+          <w:i w:val="0"/>
+          <w:color w:val="1F2A37"/>
+          <w:sz w:val="20"/>
+        </w:rPr>
+        <w:t>destino do efluente</w:t>
+      </w:r>
+      <w:r>
+        <w:rPr>
+          <w:rFonts w:ascii="Arial" w:hAnsi="Arial" w:cs="Arial" w:eastAsia="Arial"/>
+          <w:b w:val="0"/>
+          <w:i w:val="0"/>
+          <w:color w:val="1F2A37"/>
+          <w:sz w:val="20"/>
+        </w:rPr>
+        <w:t xml:space="preserve"> definido antes de drenar.</w:t>
       </w:r>
     </w:p>
     <w:p>
@@ -5968,7 +5976,7 @@
           <w:color w:val="2F4162"/>
           <w:sz w:val="20"/>
         </w:rPr>
-        <w:t>5.</w:t>
+        <w:t>4.</w:t>
         <w:tab/>
       </w:r>
       <w:r>
@@ -5979,33 +5987,17 @@
           <w:color w:val="1F2A37"/>
           <w:sz w:val="20"/>
         </w:rPr>
-        <w:t>Torre ou circuito parado:</w:t>
-      </w:r>
-      <w:r>
-        <w:rPr>
-          <w:rFonts w:ascii="Arial" w:hAnsi="Arial" w:cs="Arial" w:eastAsia="Arial"/>
-          <w:b w:val="0"/>
-          <w:i w:val="0"/>
-          <w:color w:val="1F2A37"/>
-          <w:sz w:val="20"/>
-        </w:rPr>
-        <w:t xml:space="preserve"> retomada conforme o ramo D.</w:t>
-      </w:r>
-    </w:p>
-    <w:p>
-      <w:pPr>
-        <w:keepNext/>
-        <w:spacing w:after="80" w:before="240" w:line="280" w:lineRule="exact"/>
-      </w:pPr>
-      <w:r>
-        <w:rPr>
-          <w:rFonts w:ascii="Arial" w:hAnsi="Arial" w:cs="Arial" w:eastAsia="Arial"/>
-          <w:b/>
-          <w:i w:val="0"/>
-          <w:color w:val="1F2A37"/>
-          <w:sz w:val="22"/>
-        </w:rPr>
-        <w:t>Fase 5 — Condições de retorno à normalidade (todas são necessárias)</w:t>
+        <w:t>Nova amostra</w:t>
+      </w:r>
+      <w:r>
+        <w:rPr>
+          <w:rFonts w:ascii="Arial" w:hAnsi="Arial" w:cs="Arial" w:eastAsia="Arial"/>
+          <w:b w:val="0"/>
+          <w:i w:val="0"/>
+          <w:color w:val="1F2A37"/>
+          <w:sz w:val="20"/>
+        </w:rPr>
+        <w:t xml:space="preserve"> depois da correção, nos mesmos pontos da Fase 3.</w:t>
       </w:r>
     </w:p>
     <w:p>
@@ -6025,7 +6017,7 @@
           <w:color w:val="2F4162"/>
           <w:sz w:val="20"/>
         </w:rPr>
-        <w:t>☐</w:t>
+        <w:t>5.</w:t>
         <w:tab/>
       </w:r>
       <w:r>
@@ -6036,37 +6028,33 @@
           <w:color w:val="1F2A37"/>
           <w:sz w:val="20"/>
         </w:rPr>
-        <w:t>Causa</w:t>
-      </w:r>
-      <w:r>
-        <w:rPr>
-          <w:rFonts w:ascii="Arial" w:hAnsi="Arial" w:cs="Arial" w:eastAsia="Arial"/>
-          <w:b w:val="0"/>
-          <w:i w:val="0"/>
-          <w:color w:val="1F2A37"/>
-          <w:sz w:val="20"/>
-        </w:rPr>
-        <w:t xml:space="preserve"> identificada, </w:t>
-      </w:r>
-      <w:r>
-        <w:rPr>
-          <w:rFonts w:ascii="Arial" w:hAnsi="Arial" w:cs="Arial" w:eastAsia="Arial"/>
-          <w:b/>
-          <w:i w:val="0"/>
-          <w:color w:val="1F2A37"/>
-          <w:sz w:val="20"/>
-        </w:rPr>
-        <w:t>eliminada e verificada</w:t>
-      </w:r>
-      <w:r>
-        <w:rPr>
-          <w:rFonts w:ascii="Arial" w:hAnsi="Arial" w:cs="Arial" w:eastAsia="Arial"/>
-          <w:b w:val="0"/>
-          <w:i w:val="0"/>
-          <w:color w:val="1F2A37"/>
-          <w:sz w:val="20"/>
-        </w:rPr>
-        <w:t xml:space="preserve"> por duas pessoas (uma do nível 2 ou superior).</w:t>
+        <w:t>Torre ou circuito parado:</w:t>
+      </w:r>
+      <w:r>
+        <w:rPr>
+          <w:rFonts w:ascii="Arial" w:hAnsi="Arial" w:cs="Arial" w:eastAsia="Arial"/>
+          <w:b w:val="0"/>
+          <w:i w:val="0"/>
+          <w:color w:val="1F2A37"/>
+          <w:sz w:val="20"/>
+        </w:rPr>
+        <w:t xml:space="preserve"> retomada conforme o ramo D.</w:t>
+      </w:r>
+    </w:p>
+    <w:p>
+      <w:pPr>
+        <w:keepNext/>
+        <w:spacing w:after="80" w:before="240" w:line="280" w:lineRule="exact"/>
+      </w:pPr>
+      <w:r>
+        <w:rPr>
+          <w:rFonts w:ascii="Arial" w:hAnsi="Arial" w:cs="Arial" w:eastAsia="Arial"/>
+          <w:b/>
+          <w:i w:val="0"/>
+          <w:color w:val="1F2A37"/>
+          <w:sz w:val="22"/>
+        </w:rPr>
+        <w:t>Fase 5 — Condições de retorno à normalidade (todas são necessárias)</w:t>
       </w:r>
     </w:p>
     <w:p>
@@ -6097,77 +6085,37 @@
           <w:color w:val="1F2A37"/>
           <w:sz w:val="20"/>
         </w:rPr>
-        <w:t>Produto certo</w:t>
-      </w:r>
-      <w:r>
-        <w:rPr>
-          <w:rFonts w:ascii="Arial" w:hAnsi="Arial" w:cs="Arial" w:eastAsia="Arial"/>
-          <w:b w:val="0"/>
-          <w:i w:val="0"/>
-          <w:color w:val="1F2A37"/>
-          <w:sz w:val="20"/>
-        </w:rPr>
-        <w:t xml:space="preserve"> conferido (rótulo e FISPQ), </w:t>
-      </w:r>
-      <w:r>
-        <w:rPr>
-          <w:rFonts w:ascii="Arial" w:hAnsi="Arial" w:cs="Arial" w:eastAsia="Arial"/>
-          <w:b/>
-          <w:i w:val="0"/>
-          <w:color w:val="1F2A37"/>
-          <w:sz w:val="20"/>
-        </w:rPr>
-        <w:t>dosadora testada</w:t>
-      </w:r>
-      <w:r>
-        <w:rPr>
-          <w:rFonts w:ascii="Arial" w:hAnsi="Arial" w:cs="Arial" w:eastAsia="Arial"/>
-          <w:b w:val="0"/>
-          <w:i w:val="0"/>
-          <w:color w:val="1F2A37"/>
-          <w:sz w:val="20"/>
-        </w:rPr>
-        <w:t xml:space="preserve">, </w:t>
-      </w:r>
-      <w:r>
-        <w:rPr>
-          <w:rFonts w:ascii="Arial" w:hAnsi="Arial" w:cs="Arial" w:eastAsia="Arial"/>
-          <w:b/>
-          <w:i w:val="0"/>
-          <w:color w:val="1F2A37"/>
-          <w:sz w:val="20"/>
-        </w:rPr>
-        <w:t>controlador e sondas</w:t>
-      </w:r>
-      <w:r>
-        <w:rPr>
-          <w:rFonts w:ascii="Arial" w:hAnsi="Arial" w:cs="Arial" w:eastAsia="Arial"/>
-          <w:b w:val="0"/>
-          <w:i w:val="0"/>
-          <w:color w:val="1F2A37"/>
-          <w:sz w:val="20"/>
-        </w:rPr>
-        <w:t xml:space="preserve"> verificados ou calibrados pelo fornecedor, </w:t>
-      </w:r>
-      <w:r>
-        <w:rPr>
-          <w:rFonts w:ascii="Arial" w:hAnsi="Arial" w:cs="Arial" w:eastAsia="Arial"/>
-          <w:b/>
-          <w:i w:val="0"/>
-          <w:color w:val="1F2A37"/>
-          <w:sz w:val="20"/>
-        </w:rPr>
-        <w:t>controlador em automático</w:t>
-      </w:r>
-      <w:r>
-        <w:rPr>
-          <w:rFonts w:ascii="Arial" w:hAnsi="Arial" w:cs="Arial" w:eastAsia="Arial"/>
-          <w:b w:val="0"/>
-          <w:i w:val="0"/>
-          <w:color w:val="1F2A37"/>
-          <w:sz w:val="20"/>
-        </w:rPr>
-        <w:t>.</w:t>
+        <w:t>Causa</w:t>
+      </w:r>
+      <w:r>
+        <w:rPr>
+          <w:rFonts w:ascii="Arial" w:hAnsi="Arial" w:cs="Arial" w:eastAsia="Arial"/>
+          <w:b w:val="0"/>
+          <w:i w:val="0"/>
+          <w:color w:val="1F2A37"/>
+          <w:sz w:val="20"/>
+        </w:rPr>
+        <w:t xml:space="preserve"> identificada, </w:t>
+      </w:r>
+      <w:r>
+        <w:rPr>
+          <w:rFonts w:ascii="Arial" w:hAnsi="Arial" w:cs="Arial" w:eastAsia="Arial"/>
+          <w:b/>
+          <w:i w:val="0"/>
+          <w:color w:val="1F2A37"/>
+          <w:sz w:val="20"/>
+        </w:rPr>
+        <w:t>eliminada e verificada</w:t>
+      </w:r>
+      <w:r>
+        <w:rPr>
+          <w:rFonts w:ascii="Arial" w:hAnsi="Arial" w:cs="Arial" w:eastAsia="Arial"/>
+          <w:b w:val="0"/>
+          <w:i w:val="0"/>
+          <w:color w:val="1F2A37"/>
+          <w:sz w:val="20"/>
+        </w:rPr>
+        <w:t xml:space="preserve"> por duas pessoas (uma do nível 2 ou superior).</w:t>
       </w:r>
     </w:p>
     <w:p>
@@ -6198,37 +6146,77 @@
           <w:color w:val="1F2A37"/>
           <w:sz w:val="20"/>
         </w:rPr>
-        <w:t>Parâmetros do circuito ou da torre</w:t>
-      </w:r>
-      <w:r>
-        <w:rPr>
-          <w:rFonts w:ascii="Arial" w:hAnsi="Arial" w:cs="Arial" w:eastAsia="Arial"/>
-          <w:b w:val="0"/>
-          <w:i w:val="0"/>
-          <w:color w:val="1F2A37"/>
-          <w:sz w:val="20"/>
-        </w:rPr>
-        <w:t xml:space="preserve"> dentro da </w:t>
-      </w:r>
-      <w:r>
-        <w:rPr>
-          <w:rFonts w:ascii="Arial" w:hAnsi="Arial" w:cs="Arial" w:eastAsia="Arial"/>
-          <w:b/>
-          <w:i w:val="0"/>
-          <w:color w:val="1F2A37"/>
-          <w:sz w:val="20"/>
-        </w:rPr>
-        <w:t>faixa da ficha</w:t>
-      </w:r>
-      <w:r>
-        <w:rPr>
-          <w:rFonts w:ascii="Arial" w:hAnsi="Arial" w:cs="Arial" w:eastAsia="Arial"/>
-          <w:b w:val="0"/>
-          <w:i w:val="0"/>
-          <w:color w:val="1F2A37"/>
-          <w:sz w:val="20"/>
-        </w:rPr>
-        <w:t xml:space="preserve"> ⚠ (valores definidos pelo fornecedor), medidos pelo fornecedor.</w:t>
+        <w:t>Produto certo</w:t>
+      </w:r>
+      <w:r>
+        <w:rPr>
+          <w:rFonts w:ascii="Arial" w:hAnsi="Arial" w:cs="Arial" w:eastAsia="Arial"/>
+          <w:b w:val="0"/>
+          <w:i w:val="0"/>
+          <w:color w:val="1F2A37"/>
+          <w:sz w:val="20"/>
+        </w:rPr>
+        <w:t xml:space="preserve"> conferido (rótulo e FISPQ), </w:t>
+      </w:r>
+      <w:r>
+        <w:rPr>
+          <w:rFonts w:ascii="Arial" w:hAnsi="Arial" w:cs="Arial" w:eastAsia="Arial"/>
+          <w:b/>
+          <w:i w:val="0"/>
+          <w:color w:val="1F2A37"/>
+          <w:sz w:val="20"/>
+        </w:rPr>
+        <w:t>dosadora testada</w:t>
+      </w:r>
+      <w:r>
+        <w:rPr>
+          <w:rFonts w:ascii="Arial" w:hAnsi="Arial" w:cs="Arial" w:eastAsia="Arial"/>
+          <w:b w:val="0"/>
+          <w:i w:val="0"/>
+          <w:color w:val="1F2A37"/>
+          <w:sz w:val="20"/>
+        </w:rPr>
+        <w:t xml:space="preserve">, </w:t>
+      </w:r>
+      <w:r>
+        <w:rPr>
+          <w:rFonts w:ascii="Arial" w:hAnsi="Arial" w:cs="Arial" w:eastAsia="Arial"/>
+          <w:b/>
+          <w:i w:val="0"/>
+          <w:color w:val="1F2A37"/>
+          <w:sz w:val="20"/>
+        </w:rPr>
+        <w:t>controlador e sondas</w:t>
+      </w:r>
+      <w:r>
+        <w:rPr>
+          <w:rFonts w:ascii="Arial" w:hAnsi="Arial" w:cs="Arial" w:eastAsia="Arial"/>
+          <w:b w:val="0"/>
+          <w:i w:val="0"/>
+          <w:color w:val="1F2A37"/>
+          <w:sz w:val="20"/>
+        </w:rPr>
+        <w:t xml:space="preserve"> verificados ou calibrados pelo fornecedor, </w:t>
+      </w:r>
+      <w:r>
+        <w:rPr>
+          <w:rFonts w:ascii="Arial" w:hAnsi="Arial" w:cs="Arial" w:eastAsia="Arial"/>
+          <w:b/>
+          <w:i w:val="0"/>
+          <w:color w:val="1F2A37"/>
+          <w:sz w:val="20"/>
+        </w:rPr>
+        <w:t>controlador em automático</w:t>
+      </w:r>
+      <w:r>
+        <w:rPr>
+          <w:rFonts w:ascii="Arial" w:hAnsi="Arial" w:cs="Arial" w:eastAsia="Arial"/>
+          <w:b w:val="0"/>
+          <w:i w:val="0"/>
+          <w:color w:val="1F2A37"/>
+          <w:sz w:val="20"/>
+        </w:rPr>
+        <w:t>.</w:t>
       </w:r>
     </w:p>
     <w:p>
@@ -6259,17 +6247,37 @@
           <w:color w:val="1F2A37"/>
           <w:sz w:val="20"/>
         </w:rPr>
-        <w:t>Análise conforme</w:t>
-      </w:r>
-      <w:r>
-        <w:rPr>
-          <w:rFonts w:ascii="Arial" w:hAnsi="Arial" w:cs="Arial" w:eastAsia="Arial"/>
-          <w:b w:val="0"/>
-          <w:i w:val="0"/>
-          <w:color w:val="1F2A37"/>
-          <w:sz w:val="20"/>
-        </w:rPr>
-        <w:t xml:space="preserve"> nos pontos coletados, incluindo a microbiologia ⚠ (valores de referência do consultor e do laboratório).</w:t>
+        <w:t>Parâmetros do circuito ou da torre</w:t>
+      </w:r>
+      <w:r>
+        <w:rPr>
+          <w:rFonts w:ascii="Arial" w:hAnsi="Arial" w:cs="Arial" w:eastAsia="Arial"/>
+          <w:b w:val="0"/>
+          <w:i w:val="0"/>
+          <w:color w:val="1F2A37"/>
+          <w:sz w:val="20"/>
+        </w:rPr>
+        <w:t xml:space="preserve"> dentro da </w:t>
+      </w:r>
+      <w:r>
+        <w:rPr>
+          <w:rFonts w:ascii="Arial" w:hAnsi="Arial" w:cs="Arial" w:eastAsia="Arial"/>
+          <w:b/>
+          <w:i w:val="0"/>
+          <w:color w:val="1F2A37"/>
+          <w:sz w:val="20"/>
+        </w:rPr>
+        <w:t>faixa da ficha</w:t>
+      </w:r>
+      <w:r>
+        <w:rPr>
+          <w:rFonts w:ascii="Arial" w:hAnsi="Arial" w:cs="Arial" w:eastAsia="Arial"/>
+          <w:b w:val="0"/>
+          <w:i w:val="0"/>
+          <w:color w:val="1F2A37"/>
+          <w:sz w:val="20"/>
+        </w:rPr>
+        <w:t xml:space="preserve"> ⚠ (valores definidos pelo fornecedor), medidos pelo fornecedor.</w:t>
       </w:r>
     </w:p>
     <w:p>
@@ -6300,17 +6308,17 @@
           <w:color w:val="1F2A37"/>
           <w:sz w:val="20"/>
         </w:rPr>
-        <w:t>Torre ou circuito limpos e desinfetados</w:t>
-      </w:r>
-      <w:r>
-        <w:rPr>
-          <w:rFonts w:ascii="Arial" w:hAnsi="Arial" w:cs="Arial" w:eastAsia="Arial"/>
-          <w:b w:val="0"/>
-          <w:i w:val="0"/>
-          <w:color w:val="1F2A37"/>
-          <w:sz w:val="20"/>
-        </w:rPr>
-        <w:t>, se o fornecedor ou o consultor mandou.</w:t>
+        <w:t>Análise conforme</w:t>
+      </w:r>
+      <w:r>
+        <w:rPr>
+          <w:rFonts w:ascii="Arial" w:hAnsi="Arial" w:cs="Arial" w:eastAsia="Arial"/>
+          <w:b w:val="0"/>
+          <w:i w:val="0"/>
+          <w:color w:val="1F2A37"/>
+          <w:sz w:val="20"/>
+        </w:rPr>
+        <w:t xml:space="preserve"> nos pontos coletados, incluindo a microbiologia ⚠ (valores de referência do consultor e do laboratório).</w:t>
       </w:r>
     </w:p>
     <w:p>
@@ -6341,37 +6349,17 @@
           <w:color w:val="1F2A37"/>
           <w:sz w:val="20"/>
         </w:rPr>
-        <w:t>Sem vazamento</w:t>
-      </w:r>
-      <w:r>
-        <w:rPr>
-          <w:rFonts w:ascii="Arial" w:hAnsi="Arial" w:cs="Arial" w:eastAsia="Arial"/>
-          <w:b w:val="0"/>
-          <w:i w:val="0"/>
-          <w:color w:val="1F2A37"/>
-          <w:sz w:val="20"/>
-        </w:rPr>
-        <w:t xml:space="preserve">; contenção reposta; área limpa; </w:t>
-      </w:r>
-      <w:r>
-        <w:rPr>
-          <w:rFonts w:ascii="Arial" w:hAnsi="Arial" w:cs="Arial" w:eastAsia="Arial"/>
-          <w:b/>
-          <w:i w:val="0"/>
-          <w:color w:val="1F2A37"/>
-          <w:sz w:val="20"/>
-        </w:rPr>
-        <w:t>resíduo e efluente com destino correto</w:t>
-      </w:r>
-      <w:r>
-        <w:rPr>
-          <w:rFonts w:ascii="Arial" w:hAnsi="Arial" w:cs="Arial" w:eastAsia="Arial"/>
-          <w:b w:val="0"/>
-          <w:i w:val="0"/>
-          <w:color w:val="1F2A37"/>
-          <w:sz w:val="20"/>
-        </w:rPr>
-        <w:t xml:space="preserve"> registrado.</w:t>
+        <w:t>Torre ou circuito limpos e desinfetados</w:t>
+      </w:r>
+      <w:r>
+        <w:rPr>
+          <w:rFonts w:ascii="Arial" w:hAnsi="Arial" w:cs="Arial" w:eastAsia="Arial"/>
+          <w:b w:val="0"/>
+          <w:i w:val="0"/>
+          <w:color w:val="1F2A37"/>
+          <w:sz w:val="20"/>
+        </w:rPr>
+        <w:t>, se o fornecedor ou o consultor mandou.</w:t>
       </w:r>
     </w:p>
     <w:p>
@@ -6402,57 +6390,37 @@
           <w:color w:val="1F2A37"/>
           <w:sz w:val="20"/>
         </w:rPr>
-        <w:t>Reposição de água</w:t>
-      </w:r>
-      <w:r>
-        <w:rPr>
-          <w:rFonts w:ascii="Arial" w:hAnsi="Arial" w:cs="Arial" w:eastAsia="Arial"/>
-          <w:b w:val="0"/>
-          <w:i w:val="0"/>
-          <w:color w:val="1F2A37"/>
-          <w:sz w:val="20"/>
-        </w:rPr>
-        <w:t xml:space="preserve"> com proteção (folga de ar), </w:t>
-      </w:r>
-      <w:r>
-        <w:rPr>
-          <w:rFonts w:ascii="Arial" w:hAnsi="Arial" w:cs="Arial" w:eastAsia="Arial"/>
-          <w:b/>
-          <w:i w:val="0"/>
-          <w:color w:val="1F2A37"/>
-          <w:sz w:val="20"/>
-        </w:rPr>
-        <w:t>nenhuma mangueira</w:t>
-      </w:r>
-      <w:r>
-        <w:rPr>
-          <w:rFonts w:ascii="Arial" w:hAnsi="Arial" w:cs="Arial" w:eastAsia="Arial"/>
-          <w:b w:val="0"/>
-          <w:i w:val="0"/>
-          <w:color w:val="1F2A37"/>
-          <w:sz w:val="20"/>
-        </w:rPr>
-        <w:t xml:space="preserve"> conectada; </w:t>
-      </w:r>
-      <w:r>
-        <w:rPr>
-          <w:rFonts w:ascii="Arial" w:hAnsi="Arial" w:cs="Arial" w:eastAsia="Arial"/>
-          <w:b/>
-          <w:i w:val="0"/>
-          <w:color w:val="1F2A37"/>
-          <w:sz w:val="20"/>
-        </w:rPr>
-        <w:t>pressão do circuito lida</w:t>
-      </w:r>
-      <w:r>
-        <w:rPr>
-          <w:rFonts w:ascii="Arial" w:hAnsi="Arial" w:cs="Arial" w:eastAsia="Arial"/>
-          <w:b w:val="0"/>
-          <w:i w:val="0"/>
-          <w:color w:val="1F2A37"/>
-          <w:sz w:val="20"/>
-        </w:rPr>
-        <w:t xml:space="preserve"> quando houver ligação ao potável.</w:t>
+        <w:t>Sem vazamento</w:t>
+      </w:r>
+      <w:r>
+        <w:rPr>
+          <w:rFonts w:ascii="Arial" w:hAnsi="Arial" w:cs="Arial" w:eastAsia="Arial"/>
+          <w:b w:val="0"/>
+          <w:i w:val="0"/>
+          <w:color w:val="1F2A37"/>
+          <w:sz w:val="20"/>
+        </w:rPr>
+        <w:t xml:space="preserve">; contenção reposta; área limpa; </w:t>
+      </w:r>
+      <w:r>
+        <w:rPr>
+          <w:rFonts w:ascii="Arial" w:hAnsi="Arial" w:cs="Arial" w:eastAsia="Arial"/>
+          <w:b/>
+          <w:i w:val="0"/>
+          <w:color w:val="1F2A37"/>
+          <w:sz w:val="20"/>
+        </w:rPr>
+        <w:t>resíduo e efluente com destino correto</w:t>
+      </w:r>
+      <w:r>
+        <w:rPr>
+          <w:rFonts w:ascii="Arial" w:hAnsi="Arial" w:cs="Arial" w:eastAsia="Arial"/>
+          <w:b w:val="0"/>
+          <w:i w:val="0"/>
+          <w:color w:val="1F2A37"/>
+          <w:sz w:val="20"/>
+        </w:rPr>
+        <w:t xml:space="preserve"> registrado.</w:t>
       </w:r>
     </w:p>
     <w:p>
@@ -6483,17 +6451,57 @@
           <w:color w:val="1F2A37"/>
           <w:sz w:val="20"/>
         </w:rPr>
-        <w:t>Potável sem a cor do traçador</w:t>
-      </w:r>
-      <w:r>
-        <w:rPr>
-          <w:rFonts w:ascii="Arial" w:hAnsi="Arial" w:cs="Arial" w:eastAsia="Arial"/>
-          <w:b w:val="0"/>
-          <w:i w:val="0"/>
-          <w:color w:val="1F2A37"/>
-          <w:sz w:val="20"/>
-        </w:rPr>
-        <w:t>, sem odor, sentinela normal.</w:t>
+        <w:t>Reposição de água</w:t>
+      </w:r>
+      <w:r>
+        <w:rPr>
+          <w:rFonts w:ascii="Arial" w:hAnsi="Arial" w:cs="Arial" w:eastAsia="Arial"/>
+          <w:b w:val="0"/>
+          <w:i w:val="0"/>
+          <w:color w:val="1F2A37"/>
+          <w:sz w:val="20"/>
+        </w:rPr>
+        <w:t xml:space="preserve"> com proteção (folga de ar), </w:t>
+      </w:r>
+      <w:r>
+        <w:rPr>
+          <w:rFonts w:ascii="Arial" w:hAnsi="Arial" w:cs="Arial" w:eastAsia="Arial"/>
+          <w:b/>
+          <w:i w:val="0"/>
+          <w:color w:val="1F2A37"/>
+          <w:sz w:val="20"/>
+        </w:rPr>
+        <w:t>nenhuma mangueira</w:t>
+      </w:r>
+      <w:r>
+        <w:rPr>
+          <w:rFonts w:ascii="Arial" w:hAnsi="Arial" w:cs="Arial" w:eastAsia="Arial"/>
+          <w:b w:val="0"/>
+          <w:i w:val="0"/>
+          <w:color w:val="1F2A37"/>
+          <w:sz w:val="20"/>
+        </w:rPr>
+        <w:t xml:space="preserve"> conectada; </w:t>
+      </w:r>
+      <w:r>
+        <w:rPr>
+          <w:rFonts w:ascii="Arial" w:hAnsi="Arial" w:cs="Arial" w:eastAsia="Arial"/>
+          <w:b/>
+          <w:i w:val="0"/>
+          <w:color w:val="1F2A37"/>
+          <w:sz w:val="20"/>
+        </w:rPr>
+        <w:t>pressão do circuito lida</w:t>
+      </w:r>
+      <w:r>
+        <w:rPr>
+          <w:rFonts w:ascii="Arial" w:hAnsi="Arial" w:cs="Arial" w:eastAsia="Arial"/>
+          <w:b w:val="0"/>
+          <w:i w:val="0"/>
+          <w:color w:val="1F2A37"/>
+          <w:sz w:val="20"/>
+        </w:rPr>
+        <w:t xml:space="preserve"> quando houver ligação ao potável.</w:t>
       </w:r>
     </w:p>
     <w:p>
@@ -6524,17 +6532,17 @@
           <w:color w:val="1F2A37"/>
           <w:sz w:val="20"/>
         </w:rPr>
-        <w:t>Pontos críticos avisados</w:t>
-      </w:r>
-      <w:r>
-        <w:rPr>
-          <w:rFonts w:ascii="Arial" w:hAnsi="Arial" w:cs="Arial" w:eastAsia="Arial"/>
-          <w:b w:val="0"/>
-          <w:i w:val="0"/>
-          <w:color w:val="1F2A37"/>
-          <w:sz w:val="20"/>
-        </w:rPr>
-        <w:t xml:space="preserve"> do retorno do ar-condicionado.</w:t>
+        <w:t>Potável sem a cor do traçador</w:t>
+      </w:r>
+      <w:r>
+        <w:rPr>
+          <w:rFonts w:ascii="Arial" w:hAnsi="Arial" w:cs="Arial" w:eastAsia="Arial"/>
+          <w:b w:val="0"/>
+          <w:i w:val="0"/>
+          <w:color w:val="1F2A37"/>
+          <w:sz w:val="20"/>
+        </w:rPr>
+        <w:t>, sem odor, sentinela normal.</w:t>
       </w:r>
     </w:p>
     <w:p>
@@ -6565,17 +6573,17 @@
           <w:color w:val="1F2A37"/>
           <w:sz w:val="20"/>
         </w:rPr>
-        <w:t>Autorização escrita do síndico</w:t>
-      </w:r>
-      <w:r>
-        <w:rPr>
-          <w:rFonts w:ascii="Arial" w:hAnsi="Arial" w:cs="Arial" w:eastAsia="Arial"/>
-          <w:b w:val="0"/>
-          <w:i w:val="0"/>
-          <w:color w:val="1F2A37"/>
-          <w:sz w:val="20"/>
-        </w:rPr>
-        <w:t>, com parecer do consultor quando ele foi acionado.</w:t>
+        <w:t>Pontos críticos avisados</w:t>
+      </w:r>
+      <w:r>
+        <w:rPr>
+          <w:rFonts w:ascii="Arial" w:hAnsi="Arial" w:cs="Arial" w:eastAsia="Arial"/>
+          <w:b w:val="0"/>
+          <w:i w:val="0"/>
+          <w:color w:val="1F2A37"/>
+          <w:sz w:val="20"/>
+        </w:rPr>
+        <w:t xml:space="preserve"> do retorno do ar-condicionado.</w:t>
       </w:r>
     </w:p>
     <w:p>
@@ -6606,119 +6614,17 @@
           <w:color w:val="1F2A37"/>
           <w:sz w:val="20"/>
         </w:rPr>
-        <w:t>Registro reforçado</w:t>
-      </w:r>
-      <w:r>
-        <w:rPr>
-          <w:rFonts w:ascii="Arial" w:hAnsi="Arial" w:cs="Arial" w:eastAsia="Arial"/>
-          <w:b w:val="0"/>
-          <w:i w:val="0"/>
-          <w:color w:val="1F2A37"/>
-          <w:sz w:val="20"/>
-        </w:rPr>
-        <w:t xml:space="preserve"> da dosagem e do aspecto da água por período ⚠ definido pelo fornecedor e pelo consultor.</w:t>
-      </w:r>
-    </w:p>
-    <w:p>
-      <w:pPr>
-        <w:spacing w:after="130" w:before="0" w:line="284" w:lineRule="exact"/>
-        <w:jc w:val="both"/>
-      </w:pPr>
-      <w:r>
-        <w:rPr>
-          <w:rFonts w:ascii="Arial" w:hAnsi="Arial" w:cs="Arial" w:eastAsia="Arial"/>
-          <w:b/>
-          <w:i w:val="0"/>
-          <w:color w:val="1F2A37"/>
-          <w:sz w:val="20"/>
-        </w:rPr>
-        <w:t>Retorno em etapas ⚠:</w:t>
-      </w:r>
-      <w:r>
-        <w:rPr>
-          <w:rFonts w:ascii="Arial" w:hAnsi="Arial" w:cs="Arial" w:eastAsia="Arial"/>
-          <w:b w:val="0"/>
-          <w:i w:val="0"/>
-          <w:color w:val="1F2A37"/>
-          <w:sz w:val="20"/>
-        </w:rPr>
-        <w:t xml:space="preserve"> primeiro a </w:t>
-      </w:r>
-      <w:r>
-        <w:rPr>
-          <w:rFonts w:ascii="Arial" w:hAnsi="Arial" w:cs="Arial" w:eastAsia="Arial"/>
-          <w:b/>
-          <w:i w:val="0"/>
-          <w:color w:val="1F2A37"/>
-          <w:sz w:val="20"/>
-        </w:rPr>
-        <w:t>circulação</w:t>
-      </w:r>
-      <w:r>
-        <w:rPr>
-          <w:rFonts w:ascii="Arial" w:hAnsi="Arial" w:cs="Arial" w:eastAsia="Arial"/>
-          <w:b w:val="0"/>
-          <w:i w:val="0"/>
-          <w:color w:val="1F2A37"/>
-          <w:sz w:val="20"/>
-        </w:rPr>
-        <w:t xml:space="preserve">, depois a </w:t>
-      </w:r>
-      <w:r>
-        <w:rPr>
-          <w:rFonts w:ascii="Arial" w:hAnsi="Arial" w:cs="Arial" w:eastAsia="Arial"/>
-          <w:b/>
-          <w:i w:val="0"/>
-          <w:color w:val="1F2A37"/>
-          <w:sz w:val="20"/>
-        </w:rPr>
-        <w:t>dosagem em automático</w:t>
-      </w:r>
-      <w:r>
-        <w:rPr>
-          <w:rFonts w:ascii="Arial" w:hAnsi="Arial" w:cs="Arial" w:eastAsia="Arial"/>
-          <w:b w:val="0"/>
-          <w:i w:val="0"/>
-          <w:color w:val="1F2A37"/>
-          <w:sz w:val="20"/>
-        </w:rPr>
-        <w:t xml:space="preserve">, depois o </w:t>
-      </w:r>
-      <w:r>
-        <w:rPr>
-          <w:rFonts w:ascii="Arial" w:hAnsi="Arial" w:cs="Arial" w:eastAsia="Arial"/>
-          <w:b/>
-          <w:i w:val="0"/>
-          <w:color w:val="1F2A37"/>
-          <w:sz w:val="20"/>
-        </w:rPr>
-        <w:t>ventilador e a carga</w:t>
-      </w:r>
-      <w:r>
-        <w:rPr>
-          <w:rFonts w:ascii="Arial" w:hAnsi="Arial" w:cs="Arial" w:eastAsia="Arial"/>
-          <w:b w:val="0"/>
-          <w:i w:val="0"/>
-          <w:color w:val="1F2A37"/>
-          <w:sz w:val="20"/>
-        </w:rPr>
-        <w:t xml:space="preserve"> (chiller e torre), com o fornecedor presente na partida.</w:t>
-      </w:r>
-    </w:p>
-    <w:p>
-      <w:pPr>
-        <w:keepNext/>
-        <w:spacing w:after="80" w:before="240" w:line="280" w:lineRule="exact"/>
-      </w:pPr>
-      <w:r>
-        <w:rPr>
-          <w:rFonts w:ascii="Arial" w:hAnsi="Arial" w:cs="Arial" w:eastAsia="Arial"/>
-          <w:b/>
-          <w:i w:val="0"/>
-          <w:color w:val="1F2A37"/>
-          <w:sz w:val="22"/>
-        </w:rPr>
-        <w:t>Fase 6 — Registro e lições</w:t>
+        <w:t>Autorização escrita do síndico</w:t>
+      </w:r>
+      <w:r>
+        <w:rPr>
+          <w:rFonts w:ascii="Arial" w:hAnsi="Arial" w:cs="Arial" w:eastAsia="Arial"/>
+          <w:b w:val="0"/>
+          <w:i w:val="0"/>
+          <w:color w:val="1F2A37"/>
+          <w:sz w:val="20"/>
+        </w:rPr>
+        <w:t>, com parecer do consultor quando ele foi acionado.</w:t>
       </w:r>
     </w:p>
     <w:p>
@@ -6738,38 +6644,130 @@
           <w:color w:val="2F4162"/>
           <w:sz w:val="20"/>
         </w:rPr>
-        <w:t>1.</w:t>
+        <w:t>☐</w:t>
         <w:tab/>
       </w:r>
       <w:r>
         <w:rPr>
           <w:rFonts w:ascii="Arial" w:hAnsi="Arial" w:cs="Arial" w:eastAsia="Arial"/>
-          <w:b w:val="0"/>
-          <w:i w:val="0"/>
-          <w:color w:val="1F2A37"/>
-          <w:sz w:val="20"/>
-        </w:rPr>
-        <w:t xml:space="preserve">Fechar o </w:t>
-      </w:r>
-      <w:r>
-        <w:rPr>
-          <w:rFonts w:ascii="Arial" w:hAnsi="Arial" w:cs="Arial" w:eastAsia="Arial"/>
-          <w:b/>
-          <w:i w:val="0"/>
-          <w:color w:val="1F2A37"/>
-          <w:sz w:val="20"/>
-        </w:rPr>
-        <w:t>registro do incidente</w:t>
-      </w:r>
-      <w:r>
-        <w:rPr>
-          <w:rFonts w:ascii="Arial" w:hAnsi="Arial" w:cs="Arial" w:eastAsia="Arial"/>
-          <w:b w:val="0"/>
-          <w:i w:val="0"/>
-          <w:color w:val="1F2A37"/>
-          <w:sz w:val="20"/>
-        </w:rPr>
-        <w:t xml:space="preserve"> (seção 13): linha do tempo, leituras, produtos, amostras, decisões, quem autorizou.</w:t>
+          <w:b/>
+          <w:i w:val="0"/>
+          <w:color w:val="1F2A37"/>
+          <w:sz w:val="20"/>
+        </w:rPr>
+        <w:t>Registro reforçado</w:t>
+      </w:r>
+      <w:r>
+        <w:rPr>
+          <w:rFonts w:ascii="Arial" w:hAnsi="Arial" w:cs="Arial" w:eastAsia="Arial"/>
+          <w:b w:val="0"/>
+          <w:i w:val="0"/>
+          <w:color w:val="1F2A37"/>
+          <w:sz w:val="20"/>
+        </w:rPr>
+        <w:t xml:space="preserve"> da dosagem e do aspecto da água por período ⚠ definido pelo fornecedor e pelo consultor.</w:t>
+      </w:r>
+    </w:p>
+    <w:p>
+      <w:pPr>
+        <w:spacing w:after="130" w:before="0" w:line="284" w:lineRule="exact"/>
+        <w:jc w:val="both"/>
+      </w:pPr>
+      <w:r>
+        <w:rPr>
+          <w:rFonts w:ascii="Arial" w:hAnsi="Arial" w:cs="Arial" w:eastAsia="Arial"/>
+          <w:b/>
+          <w:i w:val="0"/>
+          <w:color w:val="1F2A37"/>
+          <w:sz w:val="20"/>
+        </w:rPr>
+        <w:t>Retorno em etapas ⚠:</w:t>
+      </w:r>
+      <w:r>
+        <w:rPr>
+          <w:rFonts w:ascii="Arial" w:hAnsi="Arial" w:cs="Arial" w:eastAsia="Arial"/>
+          <w:b w:val="0"/>
+          <w:i w:val="0"/>
+          <w:color w:val="1F2A37"/>
+          <w:sz w:val="20"/>
+        </w:rPr>
+        <w:t xml:space="preserve"> primeiro a </w:t>
+      </w:r>
+      <w:r>
+        <w:rPr>
+          <w:rFonts w:ascii="Arial" w:hAnsi="Arial" w:cs="Arial" w:eastAsia="Arial"/>
+          <w:b/>
+          <w:i w:val="0"/>
+          <w:color w:val="1F2A37"/>
+          <w:sz w:val="20"/>
+        </w:rPr>
+        <w:t>circulação</w:t>
+      </w:r>
+      <w:r>
+        <w:rPr>
+          <w:rFonts w:ascii="Arial" w:hAnsi="Arial" w:cs="Arial" w:eastAsia="Arial"/>
+          <w:b w:val="0"/>
+          <w:i w:val="0"/>
+          <w:color w:val="1F2A37"/>
+          <w:sz w:val="20"/>
+        </w:rPr>
+        <w:t xml:space="preserve">, depois a </w:t>
+      </w:r>
+      <w:r>
+        <w:rPr>
+          <w:rFonts w:ascii="Arial" w:hAnsi="Arial" w:cs="Arial" w:eastAsia="Arial"/>
+          <w:b/>
+          <w:i w:val="0"/>
+          <w:color w:val="1F2A37"/>
+          <w:sz w:val="20"/>
+        </w:rPr>
+        <w:t>dosagem em automático</w:t>
+      </w:r>
+      <w:r>
+        <w:rPr>
+          <w:rFonts w:ascii="Arial" w:hAnsi="Arial" w:cs="Arial" w:eastAsia="Arial"/>
+          <w:b w:val="0"/>
+          <w:i w:val="0"/>
+          <w:color w:val="1F2A37"/>
+          <w:sz w:val="20"/>
+        </w:rPr>
+        <w:t xml:space="preserve">, depois o </w:t>
+      </w:r>
+      <w:r>
+        <w:rPr>
+          <w:rFonts w:ascii="Arial" w:hAnsi="Arial" w:cs="Arial" w:eastAsia="Arial"/>
+          <w:b/>
+          <w:i w:val="0"/>
+          <w:color w:val="1F2A37"/>
+          <w:sz w:val="20"/>
+        </w:rPr>
+        <w:t>ventilador e a carga</w:t>
+      </w:r>
+      <w:r>
+        <w:rPr>
+          <w:rFonts w:ascii="Arial" w:hAnsi="Arial" w:cs="Arial" w:eastAsia="Arial"/>
+          <w:b w:val="0"/>
+          <w:i w:val="0"/>
+          <w:color w:val="1F2A37"/>
+          <w:sz w:val="20"/>
+        </w:rPr>
+        <w:t xml:space="preserve"> (chiller e torre), com o fornecedor presente na partida.</w:t>
+      </w:r>
+    </w:p>
+    <w:p>
+      <w:pPr>
+        <w:keepNext/>
+        <w:spacing w:after="80" w:before="240" w:line="280" w:lineRule="exact"/>
+      </w:pPr>
+      <w:r>
+        <w:rPr>
+          <w:rFonts w:ascii="Arial" w:hAnsi="Arial" w:cs="Arial" w:eastAsia="Arial"/>
+          <w:b/>
+          <w:i w:val="0"/>
+          <w:color w:val="1F2A37"/>
+          <w:sz w:val="22"/>
+        </w:rPr>
+        <w:t>Fase 6 — Registro e lições</w:t>
       </w:r>
     </w:p>
     <w:p>
@@ -6789,48 +6787,38 @@
           <w:color w:val="2F4162"/>
           <w:sz w:val="20"/>
         </w:rPr>
-        <w:t>2.</w:t>
+        <w:t>1.</w:t>
         <w:tab/>
       </w:r>
       <w:r>
         <w:rPr>
           <w:rFonts w:ascii="Arial" w:hAnsi="Arial" w:cs="Arial" w:eastAsia="Arial"/>
-          <w:b/>
-          <w:i w:val="0"/>
-          <w:color w:val="1F2A37"/>
-          <w:sz w:val="20"/>
-        </w:rPr>
-        <w:t>Atualizar a ficha</w:t>
-      </w:r>
-      <w:r>
-        <w:rPr>
-          <w:rFonts w:ascii="Arial" w:hAnsi="Arial" w:cs="Arial" w:eastAsia="Arial"/>
-          <w:b w:val="0"/>
-          <w:i w:val="0"/>
-          <w:color w:val="1F2A37"/>
-          <w:sz w:val="20"/>
-        </w:rPr>
-        <w:t xml:space="preserve"> (o que a ronda pode fazer, produtos, contatos, estoque mínimo, pontos críticos) e a </w:t>
-      </w:r>
-      <w:r>
-        <w:rPr>
-          <w:rFonts w:ascii="Arial" w:hAnsi="Arial" w:cs="Arial" w:eastAsia="Arial"/>
-          <w:b/>
-          <w:i w:val="0"/>
-          <w:color w:val="1F2A37"/>
-          <w:sz w:val="20"/>
-        </w:rPr>
-        <w:t>matriz sistema × cenário</w:t>
-      </w:r>
-      <w:r>
-        <w:rPr>
-          <w:rFonts w:ascii="Arial" w:hAnsi="Arial" w:cs="Arial" w:eastAsia="Arial"/>
-          <w:b w:val="0"/>
-          <w:i w:val="0"/>
-          <w:color w:val="1F2A37"/>
-          <w:sz w:val="20"/>
-        </w:rPr>
-        <w:t>.</w:t>
+          <w:b w:val="0"/>
+          <w:i w:val="0"/>
+          <w:color w:val="1F2A37"/>
+          <w:sz w:val="20"/>
+        </w:rPr>
+        <w:t xml:space="preserve">Fechar o </w:t>
+      </w:r>
+      <w:r>
+        <w:rPr>
+          <w:rFonts w:ascii="Arial" w:hAnsi="Arial" w:cs="Arial" w:eastAsia="Arial"/>
+          <w:b/>
+          <w:i w:val="0"/>
+          <w:color w:val="1F2A37"/>
+          <w:sz w:val="20"/>
+        </w:rPr>
+        <w:t>registro do incidente</w:t>
+      </w:r>
+      <w:r>
+        <w:rPr>
+          <w:rFonts w:ascii="Arial" w:hAnsi="Arial" w:cs="Arial" w:eastAsia="Arial"/>
+          <w:b w:val="0"/>
+          <w:i w:val="0"/>
+          <w:color w:val="1F2A37"/>
+          <w:sz w:val="20"/>
+        </w:rPr>
+        <w:t xml:space="preserve"> (seção 13): linha do tempo, leituras, produtos, amostras, decisões, quem autorizou.</w:t>
       </w:r>
     </w:p>
     <w:p>
@@ -6850,7 +6838,7 @@
           <w:color w:val="2F4162"/>
           <w:sz w:val="20"/>
         </w:rPr>
-        <w:t>3.</w:t>
+        <w:t>2.</w:t>
         <w:tab/>
       </w:r>
       <w:r>
@@ -6861,37 +6849,37 @@
           <w:color w:val="1F2A37"/>
           <w:sz w:val="20"/>
         </w:rPr>
-        <w:t>Revisar este procedimento</w:t>
-      </w:r>
-      <w:r>
-        <w:rPr>
-          <w:rFonts w:ascii="Arial" w:hAnsi="Arial" w:cs="Arial" w:eastAsia="Arial"/>
-          <w:b w:val="0"/>
-          <w:i w:val="0"/>
-          <w:color w:val="1F2A37"/>
-          <w:sz w:val="20"/>
-        </w:rPr>
-        <w:t xml:space="preserve"> e a </w:t>
-      </w:r>
-      <w:r>
-        <w:rPr>
-          <w:rFonts w:ascii="Arial" w:hAnsi="Arial" w:cs="Arial" w:eastAsia="Arial"/>
-          <w:b/>
-          <w:i w:val="0"/>
-          <w:color w:val="1F2A37"/>
-          <w:sz w:val="20"/>
-        </w:rPr>
-        <w:t>frequência do registro semanal</w:t>
-      </w:r>
-      <w:r>
-        <w:rPr>
-          <w:rFonts w:ascii="Arial" w:hAnsi="Arial" w:cs="Arial" w:eastAsia="Arial"/>
-          <w:b w:val="0"/>
-          <w:i w:val="0"/>
-          <w:color w:val="1F2A37"/>
-          <w:sz w:val="20"/>
-        </w:rPr>
-        <w:t xml:space="preserve"> com o que o incidente mostrou.</w:t>
+        <w:t>Atualizar a ficha</w:t>
+      </w:r>
+      <w:r>
+        <w:rPr>
+          <w:rFonts w:ascii="Arial" w:hAnsi="Arial" w:cs="Arial" w:eastAsia="Arial"/>
+          <w:b w:val="0"/>
+          <w:i w:val="0"/>
+          <w:color w:val="1F2A37"/>
+          <w:sz w:val="20"/>
+        </w:rPr>
+        <w:t xml:space="preserve"> (o que a ronda pode fazer, produtos, contatos, estoque mínimo, pontos críticos) e a </w:t>
+      </w:r>
+      <w:r>
+        <w:rPr>
+          <w:rFonts w:ascii="Arial" w:hAnsi="Arial" w:cs="Arial" w:eastAsia="Arial"/>
+          <w:b/>
+          <w:i w:val="0"/>
+          <w:color w:val="1F2A37"/>
+          <w:sz w:val="20"/>
+        </w:rPr>
+        <w:t>matriz sistema × cenário</w:t>
+      </w:r>
+      <w:r>
+        <w:rPr>
+          <w:rFonts w:ascii="Arial" w:hAnsi="Arial" w:cs="Arial" w:eastAsia="Arial"/>
+          <w:b w:val="0"/>
+          <w:i w:val="0"/>
+          <w:color w:val="1F2A37"/>
+          <w:sz w:val="20"/>
+        </w:rPr>
+        <w:t>.</w:t>
       </w:r>
     </w:p>
     <w:p>
@@ -6911,6 +6899,67 @@
           <w:color w:val="2F4162"/>
           <w:sz w:val="20"/>
         </w:rPr>
+        <w:t>3.</w:t>
+        <w:tab/>
+      </w:r>
+      <w:r>
+        <w:rPr>
+          <w:rFonts w:ascii="Arial" w:hAnsi="Arial" w:cs="Arial" w:eastAsia="Arial"/>
+          <w:b/>
+          <w:i w:val="0"/>
+          <w:color w:val="1F2A37"/>
+          <w:sz w:val="20"/>
+        </w:rPr>
+        <w:t>Revisar este procedimento</w:t>
+      </w:r>
+      <w:r>
+        <w:rPr>
+          <w:rFonts w:ascii="Arial" w:hAnsi="Arial" w:cs="Arial" w:eastAsia="Arial"/>
+          <w:b w:val="0"/>
+          <w:i w:val="0"/>
+          <w:color w:val="1F2A37"/>
+          <w:sz w:val="20"/>
+        </w:rPr>
+        <w:t xml:space="preserve"> e a </w:t>
+      </w:r>
+      <w:r>
+        <w:rPr>
+          <w:rFonts w:ascii="Arial" w:hAnsi="Arial" w:cs="Arial" w:eastAsia="Arial"/>
+          <w:b/>
+          <w:i w:val="0"/>
+          <w:color w:val="1F2A37"/>
+          <w:sz w:val="20"/>
+        </w:rPr>
+        <w:t>frequência do registro semanal</w:t>
+      </w:r>
+      <w:r>
+        <w:rPr>
+          <w:rFonts w:ascii="Arial" w:hAnsi="Arial" w:cs="Arial" w:eastAsia="Arial"/>
+          <w:b w:val="0"/>
+          <w:i w:val="0"/>
+          <w:color w:val="1F2A37"/>
+          <w:sz w:val="20"/>
+        </w:rPr>
+        <w:t xml:space="preserve"> com o que o incidente mostrou.</w:t>
+      </w:r>
+    </w:p>
+    <w:p>
+      <w:pPr>
+        <w:tabs>
+          <w:tab w:pos="260" w:val="left"/>
+        </w:tabs>
+        <w:spacing w:after="60" w:before="0" w:line="284" w:lineRule="exact"/>
+        <w:ind w:left="260" w:hanging="260"/>
+        <w:jc w:val="both"/>
+      </w:pPr>
+      <w:r>
+        <w:rPr>
+          <w:rFonts w:ascii="Arial" w:hAnsi="Arial" w:cs="Arial" w:eastAsia="Arial"/>
+          <w:b w:val="0"/>
+          <w:i w:val="0"/>
+          <w:color w:val="2F4162"/>
+          <w:sz w:val="20"/>
+        </w:rPr>
         <w:t>4.</w:t>
         <w:tab/>
       </w:r>
@@ -6948,6 +6997,7 @@
     <w:p>
       <w:pPr>
         <w:keepNext/>
+        <w:pageBreakBefore/>
         <w:pBdr>
           <w:bottom w:val="single" w:sz="8" w:space="5" w:color="2F4162"/>
         </w:pBdr>
@@ -11736,6 +11786,7 @@
     <w:p>
       <w:pPr>
         <w:keepNext/>
+        <w:pageBreakBefore/>
         <w:pBdr>
           <w:bottom w:val="single" w:sz="8" w:space="5" w:color="2F4162"/>
         </w:pBdr>
@@ -12628,6 +12679,7 @@
     <w:p>
       <w:pPr>
         <w:keepNext/>
+        <w:pageBreakBefore/>
         <w:pBdr>
           <w:bottom w:val="single" w:sz="8" w:space="5" w:color="2F4162"/>
         </w:pBdr>
@@ -13677,6 +13729,7 @@
     <w:p>
       <w:pPr>
         <w:keepNext/>
+        <w:pageBreakBefore/>
         <w:pBdr>
           <w:bottom w:val="single" w:sz="8" w:space="5" w:color="2F4162"/>
         </w:pBdr>
@@ -14624,6 +14677,7 @@
     <w:p>
       <w:pPr>
         <w:keepNext/>
+        <w:pageBreakBefore/>
         <w:pBdr>
           <w:bottom w:val="single" w:sz="8" w:space="5" w:color="2F4162"/>
         </w:pBdr>
@@ -15371,6 +15425,7 @@
     <w:p>
       <w:pPr>
         <w:keepNext/>
+        <w:pageBreakBefore/>
         <w:pBdr>
           <w:bottom w:val="single" w:sz="8" w:space="5" w:color="2F4162"/>
         </w:pBdr>
@@ -15385,6 +15440,122 @@
           <w:sz w:val="27"/>
         </w:rPr>
         <w:t>11. Modelos de comunicação</w:t>
+      </w:r>
+    </w:p>
+    <w:p>
+      <w:pPr>
+        <w:spacing w:after="130" w:before="0" w:line="284" w:lineRule="exact"/>
+        <w:jc w:val="both"/>
+      </w:pPr>
+      <w:r>
+        <w:rPr>
+          <w:rFonts w:ascii="Arial" w:hAnsi="Arial" w:cs="Arial" w:eastAsia="Arial"/>
+          <w:b w:val="0"/>
+          <w:i w:val="0"/>
+          <w:color w:val="1F2A37"/>
+          <w:sz w:val="20"/>
+        </w:rPr>
+        <w:t xml:space="preserve">Os </w:t>
+      </w:r>
+      <w:r>
+        <w:rPr>
+          <w:rFonts w:ascii="Arial" w:hAnsi="Arial" w:cs="Arial" w:eastAsia="Arial"/>
+          <w:b/>
+          <w:i w:val="0"/>
+          <w:color w:val="1F2A37"/>
+          <w:sz w:val="20"/>
+        </w:rPr>
+        <w:t>modelos-padrão</w:t>
+      </w:r>
+      <w:r>
+        <w:rPr>
+          <w:rFonts w:ascii="Arial" w:hAnsi="Arial" w:cs="Arial" w:eastAsia="Arial"/>
+          <w:b w:val="0"/>
+          <w:i w:val="0"/>
+          <w:color w:val="1F2A37"/>
+          <w:sz w:val="20"/>
+        </w:rPr>
+        <w:t xml:space="preserve"> de aviso (9.1 a 9.11), a </w:t>
+      </w:r>
+      <w:r>
+        <w:rPr>
+          <w:rFonts w:ascii="Arial" w:hAnsi="Arial" w:cs="Arial" w:eastAsia="Arial"/>
+          <w:b/>
+          <w:i w:val="0"/>
+          <w:color w:val="1F2A37"/>
+          <w:sz w:val="20"/>
+        </w:rPr>
+        <w:t>classificação G1, G2 e G3</w:t>
+      </w:r>
+      <w:r>
+        <w:rPr>
+          <w:rFonts w:ascii="Arial" w:hAnsi="Arial" w:cs="Arial" w:eastAsia="Arial"/>
+          <w:b w:val="0"/>
+          <w:i w:val="0"/>
+          <w:color w:val="1F2A37"/>
+          <w:sz w:val="20"/>
+        </w:rPr>
+        <w:t xml:space="preserve"> e a </w:t>
+      </w:r>
+      <w:r>
+        <w:rPr>
+          <w:rFonts w:ascii="Arial" w:hAnsi="Arial" w:cs="Arial" w:eastAsia="Arial"/>
+          <w:b/>
+          <w:i w:val="0"/>
+          <w:color w:val="1F2A37"/>
+          <w:sz w:val="20"/>
+        </w:rPr>
+        <w:t>matriz de destinatários</w:t>
+      </w:r>
+      <w:r>
+        <w:rPr>
+          <w:rFonts w:ascii="Arial" w:hAnsi="Arial" w:cs="Arial" w:eastAsia="Arial"/>
+          <w:b w:val="0"/>
+          <w:i w:val="0"/>
+          <w:color w:val="1F2A37"/>
+          <w:sz w:val="20"/>
+        </w:rPr>
+        <w:t xml:space="preserve"> estão no </w:t>
+      </w:r>
+      <w:r>
+        <w:rPr>
+          <w:rFonts w:ascii="Arial" w:hAnsi="Arial" w:cs="Arial" w:eastAsia="Arial"/>
+          <w:b/>
+          <w:i w:val="0"/>
+          <w:color w:val="1F2A37"/>
+          <w:sz w:val="20"/>
+        </w:rPr>
+        <w:t>Cenário T</w:t>
+      </w:r>
+      <w:r>
+        <w:rPr>
+          <w:rFonts w:ascii="Arial" w:hAnsi="Arial" w:cs="Arial" w:eastAsia="Arial"/>
+          <w:b w:val="0"/>
+          <w:i w:val="0"/>
+          <w:color w:val="1F2A37"/>
+          <w:sz w:val="20"/>
+        </w:rPr>
+        <w:t xml:space="preserve">. Os modelos abaixo são </w:t>
+      </w:r>
+      <w:r>
+        <w:rPr>
+          <w:rFonts w:ascii="Arial" w:hAnsi="Arial" w:cs="Arial" w:eastAsia="Arial"/>
+          <w:b/>
+          <w:i w:val="0"/>
+          <w:color w:val="1F2A37"/>
+          <w:sz w:val="20"/>
+        </w:rPr>
+        <w:t>específicos deste cenário</w:t>
+      </w:r>
+      <w:r>
+        <w:rPr>
+          <w:rFonts w:ascii="Arial" w:hAnsi="Arial" w:cs="Arial" w:eastAsia="Arial"/>
+          <w:b w:val="0"/>
+          <w:i w:val="0"/>
+          <w:color w:val="1F2A37"/>
+          <w:sz w:val="20"/>
+        </w:rPr>
+        <w:t>.</w:t>
       </w:r>
     </w:p>
     <w:p>
@@ -15899,6 +16070,7 @@
     <w:p>
       <w:pPr>
         <w:keepNext/>
+        <w:pageBreakBefore/>
         <w:pBdr>
           <w:bottom w:val="single" w:sz="8" w:space="5" w:color="2F4162"/>
         </w:pBdr>
@@ -17553,6 +17725,7 @@
     <w:p>
       <w:pPr>
         <w:keepNext/>
+        <w:pageBreakBefore/>
         <w:pBdr>
           <w:bottom w:val="single" w:sz="8" w:space="5" w:color="2F4162"/>
         </w:pBdr>
@@ -18517,6 +18690,7 @@
     <w:p>
       <w:pPr>
         <w:keepNext/>
+        <w:pageBreakBefore/>
         <w:pBdr>
           <w:bottom w:val="single" w:sz="8" w:space="5" w:color="2F4162"/>
         </w:pBdr>
